--- a/Морозов Михаил/УП 06.docx
+++ b/Морозов Михаил/УП 06.docx
@@ -672,7 +672,6 @@
       <w:r>
         <w:rPr>
           <w:rFonts w:ascii="Times New Roman" w:hAnsi="Times New Roman" w:cs="Times New Roman"/>
-          <w:lang w:val="en-US"/>
         </w:rPr>
         <w:t>6</w:t>
       </w:r>
@@ -834,7 +833,6 @@
           <w:rFonts w:ascii="Times New Roman" w:hAnsi="Times New Roman" w:cs="Times New Roman"/>
           <w:sz w:val="28"/>
           <w:szCs w:val="28"/>
-          <w:lang w:val="en-US"/>
         </w:rPr>
       </w:pPr>
       <w:r>
@@ -3865,17 +3863,7 @@
           <w:sz w:val="28"/>
           <w:szCs w:val="28"/>
         </w:rPr>
-        <w:t>и совр</w:t>
-      </w:r>
-      <w:bookmarkStart w:id="0" w:name="_GoBack"/>
-      <w:bookmarkEnd w:id="0"/>
-      <w:r>
-        <w:rPr>
-          <w:rFonts w:ascii="Times New Roman" w:hAnsi="Times New Roman" w:cs="Times New Roman"/>
-          <w:sz w:val="28"/>
-          <w:szCs w:val="28"/>
-        </w:rPr>
-        <w:t xml:space="preserve">еменная ОС </w:t>
+        <w:t xml:space="preserve">и современная ОС </w:t>
       </w:r>
       <w:r>
         <w:rPr>
@@ -4246,30 +4234,1719 @@
     </w:p>
     <w:p>
       <w:pPr>
-        <w:spacing w:after="100" w:afterAutospacing="1" w:line="360" w:lineRule="auto"/>
-        <w:jc w:val="both"/>
-        <w:rPr>
-          <w:rFonts w:ascii="Times New Roman" w:hAnsi="Times New Roman" w:cs="Times New Roman"/>
-          <w:sz w:val="28"/>
-          <w:szCs w:val="28"/>
-        </w:rPr>
-      </w:pPr>
-    </w:p>
-    <w:p>
-      <w:pPr>
-        <w:pStyle w:val="a7"/>
-        <w:spacing w:after="100" w:afterAutospacing="1" w:line="360" w:lineRule="auto"/>
-        <w:ind w:left="1080"/>
-        <w:jc w:val="both"/>
-        <w:rPr>
-          <w:rFonts w:ascii="Times New Roman" w:hAnsi="Times New Roman" w:cs="Times New Roman"/>
-          <w:sz w:val="28"/>
-          <w:szCs w:val="28"/>
-        </w:rPr>
-      </w:pPr>
+        <w:rPr>
+          <w:rFonts w:ascii="Times New Roman" w:hAnsi="Times New Roman" w:cs="Times New Roman"/>
+          <w:sz w:val="28"/>
+          <w:szCs w:val="28"/>
+        </w:rPr>
+      </w:pPr>
+    </w:p>
+    <w:p>
+      <w:pPr>
+        <w:rPr>
+          <w:rFonts w:ascii="Times New Roman" w:hAnsi="Times New Roman" w:cs="Times New Roman"/>
+          <w:sz w:val="28"/>
+          <w:szCs w:val="28"/>
+        </w:rPr>
+      </w:pPr>
+      <w:r>
+        <w:rPr>
+          <w:rFonts w:ascii="Times New Roman" w:hAnsi="Times New Roman" w:cs="Times New Roman"/>
+          <w:sz w:val="28"/>
+          <w:szCs w:val="28"/>
+        </w:rPr>
+        <w:br w:type="page"/>
+      </w:r>
+    </w:p>
+    <w:p>
+      <w:pPr>
+        <w:jc w:val="center"/>
+        <w:rPr>
+          <w:rFonts w:ascii="Times New Roman" w:hAnsi="Times New Roman" w:cs="Times New Roman"/>
+          <w:sz w:val="28"/>
+          <w:szCs w:val="28"/>
+        </w:rPr>
+      </w:pPr>
+      <w:r>
+        <w:rPr>
+          <w:rFonts w:ascii="Times New Roman" w:hAnsi="Times New Roman" w:cs="Times New Roman"/>
+          <w:sz w:val="28"/>
+          <w:szCs w:val="28"/>
+        </w:rPr>
+        <w:t>2.ЧТЕНИЕ ПРОЕКТНОЙ ДОКУМЕНТАЦИИ НА РАЗРАБОТКУ ИС</w:t>
+      </w:r>
+    </w:p>
+    <w:p>
+      <w:pPr>
+        <w:jc w:val="both"/>
+        <w:rPr>
+          <w:rFonts w:ascii="Times New Roman" w:hAnsi="Times New Roman" w:cs="Times New Roman"/>
+          <w:sz w:val="28"/>
+          <w:szCs w:val="28"/>
+        </w:rPr>
+      </w:pPr>
+      <w:r>
+        <w:rPr>
+          <w:rFonts w:ascii="Times New Roman" w:hAnsi="Times New Roman" w:cs="Times New Roman"/>
+          <w:sz w:val="28"/>
+          <w:szCs w:val="28"/>
+        </w:rPr>
+        <w:t>Задание 1: И</w:t>
+      </w:r>
+      <w:r>
+        <w:rPr>
+          <w:rFonts w:ascii="Times New Roman" w:hAnsi="Times New Roman" w:cs="Times New Roman"/>
+          <w:sz w:val="28"/>
+          <w:szCs w:val="28"/>
+        </w:rPr>
+        <w:t>зучение проектной документации</w:t>
+      </w:r>
+    </w:p>
+    <w:p>
+      <w:pPr>
+        <w:pStyle w:val="ds-markdown-paragraph"/>
+        <w:shd w:val="clear" w:color="auto" w:fill="FFFFFF"/>
+        <w:spacing w:before="240" w:beforeAutospacing="0" w:after="240" w:afterAutospacing="0"/>
+        <w:jc w:val="both"/>
+        <w:rPr>
+          <w:color w:val="0F1115"/>
+          <w:sz w:val="28"/>
+        </w:rPr>
+      </w:pPr>
+      <w:r>
+        <w:rPr>
+          <w:rStyle w:val="a9"/>
+          <w:rFonts w:eastAsia="Calibri"/>
+          <w:b w:val="0"/>
+          <w:color w:val="0F1115"/>
+          <w:sz w:val="28"/>
+        </w:rPr>
+        <w:t>Проектная документация</w:t>
+      </w:r>
+      <w:r>
+        <w:rPr>
+          <w:color w:val="0F1115"/>
+          <w:sz w:val="28"/>
+        </w:rPr>
+        <w:t> — совокупность взаимосвязанных документов, которые определяют архитектуру, функции, состав, требования к программному и техническому обеспечению, а также порядок создания и эксплуатации ИС. Она служит основой для разработки, тестирования, внедрения и сопровождения системы.</w:t>
+      </w:r>
+    </w:p>
+    <w:p>
+      <w:pPr>
+        <w:pStyle w:val="ds-markdown-paragraph"/>
+        <w:shd w:val="clear" w:color="auto" w:fill="FFFFFF"/>
+        <w:spacing w:before="240" w:beforeAutospacing="0" w:after="240" w:afterAutospacing="0"/>
+        <w:jc w:val="both"/>
+        <w:rPr>
+          <w:b/>
+          <w:color w:val="0F1115"/>
+          <w:sz w:val="28"/>
+        </w:rPr>
+      </w:pPr>
+      <w:r>
+        <w:rPr>
+          <w:rStyle w:val="a9"/>
+          <w:rFonts w:eastAsia="Calibri"/>
+          <w:b w:val="0"/>
+          <w:color w:val="0F1115"/>
+          <w:sz w:val="28"/>
+        </w:rPr>
+        <w:t>Назначение проектной документации:</w:t>
+      </w:r>
+    </w:p>
+    <w:p>
+      <w:pPr>
+        <w:pStyle w:val="ds-markdown-paragraph"/>
+        <w:numPr>
+          <w:ilvl w:val="0"/>
+          <w:numId w:val="29"/>
+        </w:numPr>
+        <w:shd w:val="clear" w:color="auto" w:fill="FFFFFF"/>
+        <w:spacing w:after="0" w:afterAutospacing="0"/>
+        <w:jc w:val="both"/>
+        <w:rPr>
+          <w:color w:val="0F1115"/>
+          <w:sz w:val="28"/>
+        </w:rPr>
+      </w:pPr>
+      <w:r>
+        <w:rPr>
+          <w:color w:val="0F1115"/>
+          <w:sz w:val="28"/>
+        </w:rPr>
+        <w:t>Формализация требований заказчика;</w:t>
+      </w:r>
+    </w:p>
+    <w:p>
+      <w:pPr>
+        <w:pStyle w:val="ds-markdown-paragraph"/>
+        <w:numPr>
+          <w:ilvl w:val="0"/>
+          <w:numId w:val="29"/>
+        </w:numPr>
+        <w:shd w:val="clear" w:color="auto" w:fill="FFFFFF"/>
+        <w:spacing w:after="0" w:afterAutospacing="0"/>
+        <w:jc w:val="both"/>
+        <w:rPr>
+          <w:color w:val="0F1115"/>
+          <w:sz w:val="28"/>
+        </w:rPr>
+      </w:pPr>
+      <w:r>
+        <w:rPr>
+          <w:color w:val="0F1115"/>
+          <w:sz w:val="28"/>
+        </w:rPr>
+        <w:t>Обеспечение взаимопонимания между заказчиком, разработчиками и пользователями;</w:t>
+      </w:r>
+    </w:p>
+    <w:p>
+      <w:pPr>
+        <w:pStyle w:val="ds-markdown-paragraph"/>
+        <w:numPr>
+          <w:ilvl w:val="0"/>
+          <w:numId w:val="29"/>
+        </w:numPr>
+        <w:shd w:val="clear" w:color="auto" w:fill="FFFFFF"/>
+        <w:spacing w:after="0" w:afterAutospacing="0"/>
+        <w:jc w:val="both"/>
+        <w:rPr>
+          <w:color w:val="0F1115"/>
+          <w:sz w:val="28"/>
+        </w:rPr>
+      </w:pPr>
+      <w:r>
+        <w:rPr>
+          <w:color w:val="0F1115"/>
+          <w:sz w:val="28"/>
+        </w:rPr>
+        <w:t>Регламентация этапов разработки и поставки;</w:t>
+      </w:r>
+    </w:p>
+    <w:p>
+      <w:pPr>
+        <w:pStyle w:val="ds-markdown-paragraph"/>
+        <w:numPr>
+          <w:ilvl w:val="0"/>
+          <w:numId w:val="29"/>
+        </w:numPr>
+        <w:shd w:val="clear" w:color="auto" w:fill="FFFFFF"/>
+        <w:spacing w:after="0" w:afterAutospacing="0"/>
+        <w:jc w:val="both"/>
+        <w:rPr>
+          <w:color w:val="0F1115"/>
+          <w:sz w:val="28"/>
+        </w:rPr>
+      </w:pPr>
+      <w:r>
+        <w:rPr>
+          <w:color w:val="0F1115"/>
+          <w:sz w:val="28"/>
+        </w:rPr>
+        <w:t>Основа для контроля качества и приемки работ;</w:t>
+      </w:r>
+    </w:p>
+    <w:p>
+      <w:pPr>
+        <w:pStyle w:val="ds-markdown-paragraph"/>
+        <w:numPr>
+          <w:ilvl w:val="0"/>
+          <w:numId w:val="29"/>
+        </w:numPr>
+        <w:shd w:val="clear" w:color="auto" w:fill="FFFFFF"/>
+        <w:spacing w:after="0" w:afterAutospacing="0"/>
+        <w:jc w:val="both"/>
+        <w:rPr>
+          <w:color w:val="0F1115"/>
+          <w:sz w:val="28"/>
+        </w:rPr>
+      </w:pPr>
+      <w:r>
+        <w:rPr>
+          <w:color w:val="0F1115"/>
+          <w:sz w:val="28"/>
+        </w:rPr>
+        <w:t>Инструмент для последующего сопровождения и модернизации.</w:t>
+      </w:r>
+    </w:p>
+    <w:p>
+      <w:pPr>
+        <w:pStyle w:val="ds-markdown-paragraph"/>
+        <w:shd w:val="clear" w:color="auto" w:fill="FFFFFF"/>
+        <w:spacing w:after="0" w:afterAutospacing="0"/>
+        <w:jc w:val="both"/>
+        <w:rPr>
+          <w:color w:val="0F1115"/>
+          <w:sz w:val="28"/>
+        </w:rPr>
+      </w:pPr>
+    </w:p>
+    <w:p>
+      <w:pPr>
+        <w:jc w:val="both"/>
+        <w:rPr>
+          <w:rFonts w:ascii="Times New Roman" w:hAnsi="Times New Roman" w:cs="Times New Roman"/>
+          <w:sz w:val="28"/>
+          <w:szCs w:val="28"/>
+        </w:rPr>
+      </w:pPr>
+      <w:r>
+        <w:rPr>
+          <w:rFonts w:ascii="Times New Roman" w:hAnsi="Times New Roman" w:cs="Times New Roman"/>
+          <w:sz w:val="28"/>
+          <w:szCs w:val="28"/>
+        </w:rPr>
+        <w:t>Задание 2: В</w:t>
+      </w:r>
+      <w:r>
+        <w:rPr>
+          <w:rFonts w:ascii="Times New Roman" w:hAnsi="Times New Roman" w:cs="Times New Roman"/>
+          <w:sz w:val="28"/>
+          <w:szCs w:val="28"/>
+        </w:rPr>
+        <w:t>иды проектной документации</w:t>
+      </w:r>
+    </w:p>
+    <w:p>
+      <w:pPr>
+        <w:pStyle w:val="a7"/>
+        <w:numPr>
+          <w:ilvl w:val="0"/>
+          <w:numId w:val="35"/>
+        </w:numPr>
+        <w:jc w:val="both"/>
+        <w:rPr>
+          <w:rFonts w:ascii="Times New Roman" w:hAnsi="Times New Roman" w:cs="Times New Roman"/>
+          <w:sz w:val="28"/>
+          <w:szCs w:val="28"/>
+        </w:rPr>
+      </w:pPr>
+      <w:r>
+        <w:rPr>
+          <w:rFonts w:ascii="Times New Roman" w:hAnsi="Times New Roman" w:cs="Times New Roman"/>
+          <w:sz w:val="28"/>
+          <w:szCs w:val="28"/>
+        </w:rPr>
+        <w:t xml:space="preserve">Техническое задание (ТЗ) – </w:t>
+      </w:r>
+      <w:r>
+        <w:rPr>
+          <w:rFonts w:ascii="Times New Roman" w:hAnsi="Times New Roman" w:cs="Times New Roman"/>
+          <w:color w:val="0F1115"/>
+          <w:sz w:val="28"/>
+          <w:szCs w:val="23"/>
+          <w:shd w:val="clear" w:color="auto" w:fill="FFFFFF"/>
+        </w:rPr>
+        <w:t>Исходный документ, определяющий цели, требования, функции и ограничения системы. Служит основанием для разработки и приемки.</w:t>
+      </w:r>
+    </w:p>
+    <w:p>
+      <w:pPr>
+        <w:pStyle w:val="a7"/>
+        <w:numPr>
+          <w:ilvl w:val="0"/>
+          <w:numId w:val="35"/>
+        </w:numPr>
+        <w:jc w:val="both"/>
+        <w:rPr>
+          <w:rFonts w:ascii="Times New Roman" w:hAnsi="Times New Roman" w:cs="Times New Roman"/>
+          <w:color w:val="0F1115"/>
+          <w:sz w:val="28"/>
+          <w:szCs w:val="23"/>
+          <w:shd w:val="clear" w:color="auto" w:fill="FFFFFF"/>
+        </w:rPr>
+      </w:pPr>
+      <w:r>
+        <w:rPr>
+          <w:rFonts w:ascii="Times New Roman" w:hAnsi="Times New Roman" w:cs="Times New Roman"/>
+          <w:color w:val="0F1115"/>
+          <w:sz w:val="28"/>
+          <w:szCs w:val="23"/>
+          <w:shd w:val="clear" w:color="auto" w:fill="FFFFFF"/>
+        </w:rPr>
+        <w:t>Эскизный проект – Содержит предварительные проектные решения, общую структуру системы, макеты интерфейсов, предварительные схемы данных.</w:t>
+      </w:r>
+    </w:p>
+    <w:p>
+      <w:pPr>
+        <w:pStyle w:val="a7"/>
+        <w:numPr>
+          <w:ilvl w:val="0"/>
+          <w:numId w:val="35"/>
+        </w:numPr>
+        <w:jc w:val="both"/>
+        <w:rPr>
+          <w:rFonts w:ascii="Times New Roman" w:hAnsi="Times New Roman" w:cs="Times New Roman"/>
+          <w:color w:val="0F1115"/>
+          <w:sz w:val="28"/>
+          <w:szCs w:val="23"/>
+          <w:shd w:val="clear" w:color="auto" w:fill="FFFFFF"/>
+        </w:rPr>
+      </w:pPr>
+      <w:r>
+        <w:rPr>
+          <w:rFonts w:ascii="Times New Roman" w:hAnsi="Times New Roman" w:cs="Times New Roman"/>
+          <w:color w:val="0F1115"/>
+          <w:sz w:val="28"/>
+          <w:szCs w:val="23"/>
+          <w:shd w:val="clear" w:color="auto" w:fill="FFFFFF"/>
+        </w:rPr>
+        <w:t>Технический проект – Детальная проработка всех компонентов системы: архитектура, спецификации модулей, схемы баз данных, алгоритмы, интерфейсы.</w:t>
+      </w:r>
+    </w:p>
+    <w:p>
+      <w:pPr>
+        <w:pStyle w:val="a7"/>
+        <w:numPr>
+          <w:ilvl w:val="0"/>
+          <w:numId w:val="35"/>
+        </w:numPr>
+        <w:jc w:val="both"/>
+        <w:rPr>
+          <w:rFonts w:ascii="Times New Roman" w:hAnsi="Times New Roman" w:cs="Times New Roman"/>
+          <w:sz w:val="28"/>
+          <w:szCs w:val="28"/>
+        </w:rPr>
+      </w:pPr>
+      <w:r>
+        <w:rPr>
+          <w:rFonts w:ascii="Times New Roman" w:hAnsi="Times New Roman" w:cs="Times New Roman"/>
+          <w:sz w:val="28"/>
+          <w:szCs w:val="28"/>
+        </w:rPr>
+        <w:t xml:space="preserve">Рабочая документация – </w:t>
+      </w:r>
+      <w:r>
+        <w:rPr>
+          <w:rFonts w:ascii="Times New Roman" w:hAnsi="Times New Roman" w:cs="Times New Roman"/>
+          <w:color w:val="0F1115"/>
+          <w:sz w:val="28"/>
+          <w:szCs w:val="23"/>
+          <w:shd w:val="clear" w:color="auto" w:fill="FFFFFF"/>
+        </w:rPr>
+        <w:t>Документы, необходимые для непосредственного создания и установки системы: коды программ, инструкции по развертыванию, файлы конфигурации, тестовые сценарии.</w:t>
+      </w:r>
+    </w:p>
+    <w:p>
+      <w:pPr>
+        <w:pStyle w:val="a7"/>
+        <w:numPr>
+          <w:ilvl w:val="0"/>
+          <w:numId w:val="35"/>
+        </w:numPr>
+        <w:jc w:val="both"/>
+        <w:rPr>
+          <w:rFonts w:ascii="Times New Roman" w:hAnsi="Times New Roman" w:cs="Times New Roman"/>
+          <w:sz w:val="28"/>
+          <w:szCs w:val="28"/>
+        </w:rPr>
+      </w:pPr>
+      <w:r>
+        <w:rPr>
+          <w:rFonts w:ascii="Times New Roman" w:hAnsi="Times New Roman" w:cs="Times New Roman"/>
+          <w:sz w:val="28"/>
+          <w:szCs w:val="28"/>
+        </w:rPr>
+        <w:t xml:space="preserve">Эксплуатационная документация – </w:t>
+      </w:r>
+      <w:r>
+        <w:rPr>
+          <w:rFonts w:ascii="Times New Roman" w:hAnsi="Times New Roman" w:cs="Times New Roman"/>
+          <w:color w:val="0F1115"/>
+          <w:sz w:val="28"/>
+          <w:szCs w:val="23"/>
+          <w:shd w:val="clear" w:color="auto" w:fill="FFFFFF"/>
+        </w:rPr>
+        <w:t>Документы для пользователей и администраторов: руководство пользователя, руководство администратора, инструкции по установке, справочная система.</w:t>
+      </w:r>
+    </w:p>
+    <w:p>
+      <w:pPr>
+        <w:jc w:val="both"/>
+        <w:rPr>
+          <w:rFonts w:ascii="Times New Roman" w:hAnsi="Times New Roman" w:cs="Times New Roman"/>
+          <w:sz w:val="28"/>
+          <w:szCs w:val="28"/>
+        </w:rPr>
+      </w:pPr>
+      <w:r>
+        <w:rPr>
+          <w:rFonts w:ascii="Times New Roman" w:hAnsi="Times New Roman" w:cs="Times New Roman"/>
+          <w:sz w:val="28"/>
+          <w:szCs w:val="28"/>
+        </w:rPr>
+        <w:t>Задание 3: Этапы проектирования ИС</w:t>
+      </w:r>
+    </w:p>
+    <w:p>
+      <w:pPr>
+        <w:pStyle w:val="a7"/>
+        <w:numPr>
+          <w:ilvl w:val="0"/>
+          <w:numId w:val="36"/>
+        </w:numPr>
+        <w:jc w:val="both"/>
+        <w:rPr>
+          <w:rFonts w:ascii="Times New Roman" w:hAnsi="Times New Roman" w:cs="Times New Roman"/>
+          <w:sz w:val="28"/>
+          <w:szCs w:val="28"/>
+        </w:rPr>
+      </w:pPr>
+      <w:proofErr w:type="spellStart"/>
+      <w:r>
+        <w:rPr>
+          <w:rFonts w:ascii="Times New Roman" w:hAnsi="Times New Roman" w:cs="Times New Roman"/>
+          <w:sz w:val="28"/>
+          <w:szCs w:val="28"/>
+        </w:rPr>
+        <w:t>Предпроектное</w:t>
+      </w:r>
+      <w:proofErr w:type="spellEnd"/>
+      <w:r>
+        <w:rPr>
+          <w:rFonts w:ascii="Times New Roman" w:hAnsi="Times New Roman" w:cs="Times New Roman"/>
+          <w:sz w:val="28"/>
+          <w:szCs w:val="28"/>
+        </w:rPr>
+        <w:t xml:space="preserve"> обследование – </w:t>
+      </w:r>
+      <w:r>
+        <w:rPr>
+          <w:rFonts w:ascii="Times New Roman" w:hAnsi="Times New Roman" w:cs="Times New Roman"/>
+          <w:color w:val="0F1115"/>
+          <w:sz w:val="28"/>
+          <w:shd w:val="clear" w:color="auto" w:fill="FFFFFF"/>
+        </w:rPr>
+        <w:t>анализ деятельности заказчика, сбор данных о существующих процессах, выявление проблем.</w:t>
+      </w:r>
+    </w:p>
+    <w:p>
+      <w:pPr>
+        <w:pStyle w:val="a7"/>
+        <w:numPr>
+          <w:ilvl w:val="0"/>
+          <w:numId w:val="36"/>
+        </w:numPr>
+        <w:jc w:val="both"/>
+        <w:rPr>
+          <w:rFonts w:ascii="Times New Roman" w:hAnsi="Times New Roman" w:cs="Times New Roman"/>
+          <w:sz w:val="28"/>
+          <w:szCs w:val="28"/>
+        </w:rPr>
+      </w:pPr>
+      <w:r>
+        <w:rPr>
+          <w:rFonts w:ascii="Times New Roman" w:hAnsi="Times New Roman" w:cs="Times New Roman"/>
+          <w:sz w:val="28"/>
+          <w:szCs w:val="28"/>
+        </w:rPr>
+        <w:t xml:space="preserve">Формирование требований – </w:t>
+      </w:r>
+      <w:r>
+        <w:rPr>
+          <w:rFonts w:ascii="Times New Roman" w:hAnsi="Times New Roman" w:cs="Times New Roman"/>
+          <w:color w:val="0F1115"/>
+          <w:sz w:val="28"/>
+          <w:shd w:val="clear" w:color="auto" w:fill="FFFFFF"/>
+        </w:rPr>
+        <w:t>определение функциональных и нефункциональных требований к системе, согласование с заказчиком.</w:t>
+      </w:r>
+    </w:p>
+    <w:p>
+      <w:pPr>
+        <w:pStyle w:val="a7"/>
+        <w:numPr>
+          <w:ilvl w:val="0"/>
+          <w:numId w:val="36"/>
+        </w:numPr>
+        <w:jc w:val="both"/>
+        <w:rPr>
+          <w:rFonts w:ascii="Times New Roman" w:hAnsi="Times New Roman" w:cs="Times New Roman"/>
+          <w:sz w:val="28"/>
+          <w:szCs w:val="28"/>
+        </w:rPr>
+      </w:pPr>
+      <w:r>
+        <w:rPr>
+          <w:rFonts w:ascii="Times New Roman" w:hAnsi="Times New Roman" w:cs="Times New Roman"/>
+          <w:sz w:val="28"/>
+          <w:szCs w:val="28"/>
+        </w:rPr>
+        <w:t xml:space="preserve">Проектирование системы – </w:t>
+      </w:r>
+      <w:r>
+        <w:rPr>
+          <w:rFonts w:ascii="Times New Roman" w:hAnsi="Times New Roman" w:cs="Times New Roman"/>
+          <w:color w:val="0F1115"/>
+          <w:sz w:val="28"/>
+          <w:shd w:val="clear" w:color="auto" w:fill="FFFFFF"/>
+        </w:rPr>
+        <w:t>разработка архитектуры, выбор технологий, проектирование баз данных, интерфейсов.</w:t>
+      </w:r>
+    </w:p>
+    <w:p>
+      <w:pPr>
+        <w:pStyle w:val="a7"/>
+        <w:numPr>
+          <w:ilvl w:val="0"/>
+          <w:numId w:val="36"/>
+        </w:numPr>
+        <w:jc w:val="both"/>
+        <w:rPr>
+          <w:rFonts w:ascii="Times New Roman" w:hAnsi="Times New Roman" w:cs="Times New Roman"/>
+          <w:sz w:val="28"/>
+          <w:szCs w:val="28"/>
+        </w:rPr>
+      </w:pPr>
+      <w:r>
+        <w:rPr>
+          <w:rFonts w:ascii="Times New Roman" w:hAnsi="Times New Roman" w:cs="Times New Roman"/>
+          <w:sz w:val="28"/>
+          <w:szCs w:val="28"/>
+        </w:rPr>
+        <w:t xml:space="preserve">Разработка и тестирование – </w:t>
+      </w:r>
+      <w:r>
+        <w:rPr>
+          <w:rFonts w:ascii="Times New Roman" w:hAnsi="Times New Roman" w:cs="Times New Roman"/>
+          <w:color w:val="0F1115"/>
+          <w:sz w:val="28"/>
+          <w:shd w:val="clear" w:color="auto" w:fill="FFFFFF"/>
+        </w:rPr>
+        <w:t>написание кода, модульное и интеграционное тестирование, подготовка к внедрению.</w:t>
+      </w:r>
+    </w:p>
+    <w:p>
+      <w:pPr>
+        <w:pStyle w:val="a7"/>
+        <w:numPr>
+          <w:ilvl w:val="0"/>
+          <w:numId w:val="36"/>
+        </w:numPr>
+        <w:jc w:val="both"/>
+        <w:rPr>
+          <w:rFonts w:ascii="Times New Roman" w:hAnsi="Times New Roman" w:cs="Times New Roman"/>
+          <w:sz w:val="28"/>
+          <w:szCs w:val="28"/>
+        </w:rPr>
+      </w:pPr>
+      <w:r>
+        <w:rPr>
+          <w:rFonts w:ascii="Times New Roman" w:hAnsi="Times New Roman" w:cs="Times New Roman"/>
+          <w:sz w:val="28"/>
+          <w:szCs w:val="28"/>
+        </w:rPr>
+        <w:t xml:space="preserve">Внедрение – </w:t>
+      </w:r>
+      <w:r>
+        <w:rPr>
+          <w:rFonts w:ascii="Times New Roman" w:hAnsi="Times New Roman" w:cs="Times New Roman"/>
+          <w:color w:val="0F1115"/>
+          <w:sz w:val="28"/>
+          <w:shd w:val="clear" w:color="auto" w:fill="FFFFFF"/>
+        </w:rPr>
+        <w:t>установка системы, обучение пользователей, опытная эксплуатация.</w:t>
+      </w:r>
+    </w:p>
+    <w:p>
+      <w:pPr>
+        <w:pStyle w:val="a7"/>
+        <w:numPr>
+          <w:ilvl w:val="0"/>
+          <w:numId w:val="36"/>
+        </w:numPr>
+        <w:jc w:val="both"/>
+        <w:rPr>
+          <w:rFonts w:ascii="Times New Roman" w:hAnsi="Times New Roman" w:cs="Times New Roman"/>
+          <w:sz w:val="28"/>
+          <w:szCs w:val="28"/>
+        </w:rPr>
+      </w:pPr>
+      <w:r>
+        <w:rPr>
+          <w:rFonts w:ascii="Times New Roman" w:hAnsi="Times New Roman" w:cs="Times New Roman"/>
+          <w:sz w:val="28"/>
+          <w:szCs w:val="28"/>
+        </w:rPr>
+        <w:t xml:space="preserve">Сопровождение – </w:t>
+      </w:r>
+      <w:r>
+        <w:rPr>
+          <w:rFonts w:ascii="Times New Roman" w:hAnsi="Times New Roman" w:cs="Times New Roman"/>
+          <w:color w:val="0F1115"/>
+          <w:sz w:val="28"/>
+          <w:shd w:val="clear" w:color="auto" w:fill="FFFFFF"/>
+        </w:rPr>
+        <w:t>поддержка, исправление ошибок, доработка по запросам.</w:t>
+      </w:r>
+    </w:p>
+    <w:p>
+      <w:pPr>
+        <w:jc w:val="both"/>
+        <w:rPr>
+          <w:rFonts w:ascii="Times New Roman" w:hAnsi="Times New Roman" w:cs="Times New Roman"/>
+          <w:sz w:val="28"/>
+          <w:szCs w:val="28"/>
+        </w:rPr>
+      </w:pPr>
+      <w:r>
+        <w:rPr>
+          <w:rFonts w:ascii="Times New Roman" w:hAnsi="Times New Roman" w:cs="Times New Roman"/>
+          <w:sz w:val="28"/>
+          <w:szCs w:val="28"/>
+        </w:rPr>
+        <w:t>Задание 4: Связь документации и этапов проектирования</w:t>
+      </w:r>
+    </w:p>
+    <w:p>
+      <w:pPr>
+        <w:jc w:val="both"/>
+        <w:rPr>
+          <w:rFonts w:ascii="Times New Roman" w:hAnsi="Times New Roman" w:cs="Times New Roman"/>
+          <w:sz w:val="28"/>
+          <w:szCs w:val="28"/>
+        </w:rPr>
+      </w:pPr>
+      <w:r>
+        <w:rPr>
+          <w:rFonts w:ascii="Times New Roman" w:hAnsi="Times New Roman" w:cs="Times New Roman"/>
+          <w:sz w:val="28"/>
+          <w:szCs w:val="28"/>
+        </w:rPr>
+        <w:t>Таблица 1 – Связь документации и этапов проектирования</w:t>
+      </w:r>
+    </w:p>
+    <w:tbl>
+      <w:tblPr>
+        <w:tblStyle w:val="aa"/>
+        <w:tblW w:w="0" w:type="auto"/>
+        <w:tblLook w:val="04A0" w:firstRow="1" w:lastRow="0" w:firstColumn="1" w:lastColumn="0" w:noHBand="0" w:noVBand="1"/>
+      </w:tblPr>
+      <w:tblGrid>
+        <w:gridCol w:w="3190"/>
+        <w:gridCol w:w="3190"/>
+        <w:gridCol w:w="3191"/>
+      </w:tblGrid>
+      <w:tr>
+        <w:tc>
+          <w:tcPr>
+            <w:tcW w:w="3190" w:type="dxa"/>
+          </w:tcPr>
+          <w:p>
+            <w:pPr>
+              <w:jc w:val="both"/>
+              <w:rPr>
+                <w:rFonts w:ascii="Times New Roman" w:hAnsi="Times New Roman" w:cs="Times New Roman"/>
+                <w:sz w:val="28"/>
+                <w:szCs w:val="28"/>
+              </w:rPr>
+            </w:pPr>
+            <w:r>
+              <w:rPr>
+                <w:rFonts w:ascii="Times New Roman" w:hAnsi="Times New Roman" w:cs="Times New Roman"/>
+                <w:sz w:val="28"/>
+                <w:szCs w:val="28"/>
+              </w:rPr>
+              <w:t>Этап проектирования</w:t>
+            </w:r>
+          </w:p>
+        </w:tc>
+        <w:tc>
+          <w:tcPr>
+            <w:tcW w:w="3190" w:type="dxa"/>
+          </w:tcPr>
+          <w:p>
+            <w:pPr>
+              <w:jc w:val="both"/>
+              <w:rPr>
+                <w:rFonts w:ascii="Times New Roman" w:hAnsi="Times New Roman" w:cs="Times New Roman"/>
+                <w:sz w:val="28"/>
+                <w:szCs w:val="28"/>
+              </w:rPr>
+            </w:pPr>
+            <w:r>
+              <w:rPr>
+                <w:rFonts w:ascii="Times New Roman" w:hAnsi="Times New Roman" w:cs="Times New Roman"/>
+                <w:sz w:val="28"/>
+                <w:szCs w:val="28"/>
+              </w:rPr>
+              <w:t>Вид документации</w:t>
+            </w:r>
+          </w:p>
+        </w:tc>
+        <w:tc>
+          <w:tcPr>
+            <w:tcW w:w="3191" w:type="dxa"/>
+          </w:tcPr>
+          <w:p>
+            <w:pPr>
+              <w:jc w:val="both"/>
+              <w:rPr>
+                <w:rFonts w:ascii="Times New Roman" w:hAnsi="Times New Roman" w:cs="Times New Roman"/>
+                <w:sz w:val="28"/>
+                <w:szCs w:val="28"/>
+              </w:rPr>
+            </w:pPr>
+            <w:r>
+              <w:rPr>
+                <w:rFonts w:ascii="Times New Roman" w:hAnsi="Times New Roman" w:cs="Times New Roman"/>
+                <w:sz w:val="28"/>
+                <w:szCs w:val="28"/>
+              </w:rPr>
+              <w:t>Краткое описание</w:t>
+            </w:r>
+          </w:p>
+        </w:tc>
+      </w:tr>
+      <w:tr>
+        <w:tc>
+          <w:tcPr>
+            <w:tcW w:w="3190" w:type="dxa"/>
+          </w:tcPr>
+          <w:p>
+            <w:pPr>
+              <w:jc w:val="both"/>
+              <w:rPr>
+                <w:rFonts w:ascii="Times New Roman" w:hAnsi="Times New Roman" w:cs="Times New Roman"/>
+                <w:sz w:val="28"/>
+                <w:szCs w:val="28"/>
+              </w:rPr>
+            </w:pPr>
+            <w:proofErr w:type="spellStart"/>
+            <w:r>
+              <w:rPr>
+                <w:rFonts w:ascii="Times New Roman" w:hAnsi="Times New Roman" w:cs="Times New Roman"/>
+                <w:color w:val="0F1115"/>
+                <w:sz w:val="28"/>
+                <w:szCs w:val="23"/>
+                <w:shd w:val="clear" w:color="auto" w:fill="FFFFFF"/>
+              </w:rPr>
+              <w:t>Предпроектное</w:t>
+            </w:r>
+            <w:proofErr w:type="spellEnd"/>
+            <w:r>
+              <w:rPr>
+                <w:rFonts w:ascii="Times New Roman" w:hAnsi="Times New Roman" w:cs="Times New Roman"/>
+                <w:color w:val="0F1115"/>
+                <w:sz w:val="28"/>
+                <w:szCs w:val="23"/>
+                <w:shd w:val="clear" w:color="auto" w:fill="FFFFFF"/>
+              </w:rPr>
+              <w:t xml:space="preserve"> обследование</w:t>
+            </w:r>
+          </w:p>
+        </w:tc>
+        <w:tc>
+          <w:tcPr>
+            <w:tcW w:w="3190" w:type="dxa"/>
+          </w:tcPr>
+          <w:p>
+            <w:pPr>
+              <w:jc w:val="both"/>
+              <w:rPr>
+                <w:rFonts w:ascii="Times New Roman" w:hAnsi="Times New Roman" w:cs="Times New Roman"/>
+                <w:sz w:val="28"/>
+                <w:szCs w:val="28"/>
+              </w:rPr>
+            </w:pPr>
+            <w:r>
+              <w:rPr>
+                <w:rFonts w:ascii="Times New Roman" w:hAnsi="Times New Roman" w:cs="Times New Roman"/>
+                <w:color w:val="0F1115"/>
+                <w:sz w:val="28"/>
+                <w:szCs w:val="23"/>
+                <w:shd w:val="clear" w:color="auto" w:fill="FFFFFF"/>
+              </w:rPr>
+              <w:t>Отчет об обследовании, аналитическая записка</w:t>
+            </w:r>
+          </w:p>
+        </w:tc>
+        <w:tc>
+          <w:tcPr>
+            <w:tcW w:w="3191" w:type="dxa"/>
+          </w:tcPr>
+          <w:p>
+            <w:pPr>
+              <w:jc w:val="both"/>
+              <w:rPr>
+                <w:rFonts w:ascii="Times New Roman" w:hAnsi="Times New Roman" w:cs="Times New Roman"/>
+                <w:sz w:val="28"/>
+                <w:szCs w:val="28"/>
+              </w:rPr>
+            </w:pPr>
+            <w:r>
+              <w:rPr>
+                <w:rFonts w:ascii="Times New Roman" w:hAnsi="Times New Roman" w:cs="Times New Roman"/>
+                <w:color w:val="0F1115"/>
+                <w:sz w:val="28"/>
+                <w:szCs w:val="23"/>
+                <w:shd w:val="clear" w:color="auto" w:fill="FFFFFF"/>
+              </w:rPr>
+              <w:t>Описание текущего состояния, выявленные проблемы, предложения</w:t>
+            </w:r>
+          </w:p>
+        </w:tc>
+      </w:tr>
+      <w:tr>
+        <w:tc>
+          <w:tcPr>
+            <w:tcW w:w="3190" w:type="dxa"/>
+          </w:tcPr>
+          <w:p>
+            <w:pPr>
+              <w:jc w:val="both"/>
+              <w:rPr>
+                <w:rFonts w:ascii="Times New Roman" w:hAnsi="Times New Roman" w:cs="Times New Roman"/>
+                <w:sz w:val="28"/>
+                <w:szCs w:val="28"/>
+              </w:rPr>
+            </w:pPr>
+            <w:r>
+              <w:rPr>
+                <w:rFonts w:ascii="Times New Roman" w:hAnsi="Times New Roman" w:cs="Times New Roman"/>
+                <w:color w:val="0F1115"/>
+                <w:sz w:val="28"/>
+                <w:szCs w:val="23"/>
+                <w:shd w:val="clear" w:color="auto" w:fill="FFFFFF"/>
+              </w:rPr>
+              <w:t>Формирование требований</w:t>
+            </w:r>
+          </w:p>
+        </w:tc>
+        <w:tc>
+          <w:tcPr>
+            <w:tcW w:w="3190" w:type="dxa"/>
+          </w:tcPr>
+          <w:p>
+            <w:pPr>
+              <w:jc w:val="both"/>
+              <w:rPr>
+                <w:rFonts w:ascii="Times New Roman" w:hAnsi="Times New Roman" w:cs="Times New Roman"/>
+                <w:sz w:val="28"/>
+                <w:szCs w:val="28"/>
+              </w:rPr>
+            </w:pPr>
+            <w:r>
+              <w:rPr>
+                <w:rFonts w:ascii="Times New Roman" w:hAnsi="Times New Roman" w:cs="Times New Roman"/>
+                <w:color w:val="0F1115"/>
+                <w:sz w:val="28"/>
+                <w:szCs w:val="23"/>
+                <w:shd w:val="clear" w:color="auto" w:fill="FFFFFF"/>
+              </w:rPr>
+              <w:t>Техническое задание (ТЗ)</w:t>
+            </w:r>
+          </w:p>
+        </w:tc>
+        <w:tc>
+          <w:tcPr>
+            <w:tcW w:w="3191" w:type="dxa"/>
+          </w:tcPr>
+          <w:p>
+            <w:pPr>
+              <w:jc w:val="both"/>
+              <w:rPr>
+                <w:rFonts w:ascii="Times New Roman" w:hAnsi="Times New Roman" w:cs="Times New Roman"/>
+                <w:sz w:val="28"/>
+                <w:szCs w:val="28"/>
+              </w:rPr>
+            </w:pPr>
+            <w:r>
+              <w:rPr>
+                <w:rFonts w:ascii="Times New Roman" w:hAnsi="Times New Roman" w:cs="Times New Roman"/>
+                <w:color w:val="0F1115"/>
+                <w:sz w:val="28"/>
+                <w:szCs w:val="23"/>
+                <w:shd w:val="clear" w:color="auto" w:fill="FFFFFF"/>
+              </w:rPr>
+              <w:t>Фиксация функциональных и нефункциональных требований, условий эксплуатации</w:t>
+            </w:r>
+          </w:p>
+        </w:tc>
+      </w:tr>
+      <w:tr>
+        <w:tc>
+          <w:tcPr>
+            <w:tcW w:w="3190" w:type="dxa"/>
+          </w:tcPr>
+          <w:p>
+            <w:pPr>
+              <w:jc w:val="both"/>
+              <w:rPr>
+                <w:rFonts w:ascii="Times New Roman" w:hAnsi="Times New Roman" w:cs="Times New Roman"/>
+                <w:sz w:val="28"/>
+                <w:szCs w:val="28"/>
+              </w:rPr>
+            </w:pPr>
+            <w:r>
+              <w:rPr>
+                <w:rFonts w:ascii="Times New Roman" w:hAnsi="Times New Roman" w:cs="Times New Roman"/>
+                <w:color w:val="0F1115"/>
+                <w:sz w:val="28"/>
+                <w:szCs w:val="23"/>
+                <w:shd w:val="clear" w:color="auto" w:fill="FFFFFF"/>
+              </w:rPr>
+              <w:t>Проектирование системы</w:t>
+            </w:r>
+          </w:p>
+        </w:tc>
+        <w:tc>
+          <w:tcPr>
+            <w:tcW w:w="3190" w:type="dxa"/>
+          </w:tcPr>
+          <w:p>
+            <w:pPr>
+              <w:jc w:val="both"/>
+              <w:rPr>
+                <w:rFonts w:ascii="Times New Roman" w:hAnsi="Times New Roman" w:cs="Times New Roman"/>
+                <w:sz w:val="28"/>
+                <w:szCs w:val="28"/>
+              </w:rPr>
+            </w:pPr>
+            <w:r>
+              <w:rPr>
+                <w:rFonts w:ascii="Times New Roman" w:hAnsi="Times New Roman" w:cs="Times New Roman"/>
+                <w:color w:val="0F1115"/>
+                <w:sz w:val="28"/>
+                <w:szCs w:val="23"/>
+                <w:shd w:val="clear" w:color="auto" w:fill="FFFFFF"/>
+              </w:rPr>
+              <w:t>Эскизный проект, Технический проект</w:t>
+            </w:r>
+          </w:p>
+        </w:tc>
+        <w:tc>
+          <w:tcPr>
+            <w:tcW w:w="3191" w:type="dxa"/>
+          </w:tcPr>
+          <w:p>
+            <w:pPr>
+              <w:jc w:val="both"/>
+              <w:rPr>
+                <w:rFonts w:ascii="Times New Roman" w:hAnsi="Times New Roman" w:cs="Times New Roman"/>
+                <w:sz w:val="28"/>
+                <w:szCs w:val="28"/>
+              </w:rPr>
+            </w:pPr>
+            <w:r>
+              <w:rPr>
+                <w:rFonts w:ascii="Times New Roman" w:hAnsi="Times New Roman" w:cs="Times New Roman"/>
+                <w:color w:val="0F1115"/>
+                <w:sz w:val="28"/>
+                <w:szCs w:val="23"/>
+                <w:shd w:val="clear" w:color="auto" w:fill="FFFFFF"/>
+              </w:rPr>
+              <w:t>Общие и детальные проектные решения (архитектура, модели данных, интерфейсы)</w:t>
+            </w:r>
+          </w:p>
+        </w:tc>
+      </w:tr>
+      <w:tr>
+        <w:tc>
+          <w:tcPr>
+            <w:tcW w:w="3190" w:type="dxa"/>
+          </w:tcPr>
+          <w:p>
+            <w:pPr>
+              <w:jc w:val="both"/>
+              <w:rPr>
+                <w:rFonts w:ascii="Times New Roman" w:hAnsi="Times New Roman" w:cs="Times New Roman"/>
+                <w:sz w:val="28"/>
+                <w:szCs w:val="28"/>
+              </w:rPr>
+            </w:pPr>
+            <w:r>
+              <w:rPr>
+                <w:rFonts w:ascii="Times New Roman" w:hAnsi="Times New Roman" w:cs="Times New Roman"/>
+                <w:color w:val="0F1115"/>
+                <w:sz w:val="28"/>
+                <w:szCs w:val="23"/>
+                <w:shd w:val="clear" w:color="auto" w:fill="FFFFFF"/>
+              </w:rPr>
+              <w:t>Разработка и тестирование</w:t>
+            </w:r>
+          </w:p>
+        </w:tc>
+        <w:tc>
+          <w:tcPr>
+            <w:tcW w:w="3190" w:type="dxa"/>
+          </w:tcPr>
+          <w:p>
+            <w:pPr>
+              <w:jc w:val="both"/>
+              <w:rPr>
+                <w:rFonts w:ascii="Times New Roman" w:hAnsi="Times New Roman" w:cs="Times New Roman"/>
+                <w:sz w:val="28"/>
+                <w:szCs w:val="28"/>
+              </w:rPr>
+            </w:pPr>
+            <w:r>
+              <w:rPr>
+                <w:rFonts w:ascii="Times New Roman" w:hAnsi="Times New Roman" w:cs="Times New Roman"/>
+                <w:color w:val="0F1115"/>
+                <w:sz w:val="28"/>
+                <w:szCs w:val="23"/>
+                <w:shd w:val="clear" w:color="auto" w:fill="FFFFFF"/>
+              </w:rPr>
+              <w:t>Рабочая документация, протоколы тестирования</w:t>
+            </w:r>
+          </w:p>
+        </w:tc>
+        <w:tc>
+          <w:tcPr>
+            <w:tcW w:w="3191" w:type="dxa"/>
+          </w:tcPr>
+          <w:p>
+            <w:pPr>
+              <w:jc w:val="both"/>
+              <w:rPr>
+                <w:rFonts w:ascii="Times New Roman" w:hAnsi="Times New Roman" w:cs="Times New Roman"/>
+                <w:sz w:val="28"/>
+                <w:szCs w:val="28"/>
+              </w:rPr>
+            </w:pPr>
+            <w:r>
+              <w:rPr>
+                <w:rFonts w:ascii="Times New Roman" w:hAnsi="Times New Roman" w:cs="Times New Roman"/>
+                <w:color w:val="0F1115"/>
+                <w:sz w:val="28"/>
+                <w:szCs w:val="23"/>
+                <w:shd w:val="clear" w:color="auto" w:fill="FFFFFF"/>
+              </w:rPr>
+              <w:t>Исходные коды, инструкции по сборке, тестовые сценарии</w:t>
+            </w:r>
+          </w:p>
+        </w:tc>
+      </w:tr>
+      <w:tr>
+        <w:tc>
+          <w:tcPr>
+            <w:tcW w:w="3190" w:type="dxa"/>
+          </w:tcPr>
+          <w:p>
+            <w:pPr>
+              <w:jc w:val="both"/>
+              <w:rPr>
+                <w:rFonts w:ascii="Times New Roman" w:hAnsi="Times New Roman" w:cs="Times New Roman"/>
+                <w:sz w:val="28"/>
+                <w:szCs w:val="28"/>
+              </w:rPr>
+            </w:pPr>
+            <w:r>
+              <w:rPr>
+                <w:rFonts w:ascii="Times New Roman" w:hAnsi="Times New Roman" w:cs="Times New Roman"/>
+                <w:color w:val="0F1115"/>
+                <w:sz w:val="28"/>
+                <w:szCs w:val="23"/>
+                <w:shd w:val="clear" w:color="auto" w:fill="FFFFFF"/>
+              </w:rPr>
+              <w:t>Внедрение</w:t>
+            </w:r>
+          </w:p>
+        </w:tc>
+        <w:tc>
+          <w:tcPr>
+            <w:tcW w:w="3190" w:type="dxa"/>
+          </w:tcPr>
+          <w:p>
+            <w:pPr>
+              <w:jc w:val="both"/>
+              <w:rPr>
+                <w:rFonts w:ascii="Times New Roman" w:hAnsi="Times New Roman" w:cs="Times New Roman"/>
+                <w:sz w:val="28"/>
+                <w:szCs w:val="28"/>
+              </w:rPr>
+            </w:pPr>
+            <w:r>
+              <w:rPr>
+                <w:rFonts w:ascii="Times New Roman" w:hAnsi="Times New Roman" w:cs="Times New Roman"/>
+                <w:color w:val="0F1115"/>
+                <w:sz w:val="28"/>
+                <w:szCs w:val="23"/>
+                <w:shd w:val="clear" w:color="auto" w:fill="FFFFFF"/>
+              </w:rPr>
+              <w:t>План внедрения, акты ввода в эксплуатацию</w:t>
+            </w:r>
+          </w:p>
+        </w:tc>
+        <w:tc>
+          <w:tcPr>
+            <w:tcW w:w="3191" w:type="dxa"/>
+          </w:tcPr>
+          <w:p>
+            <w:pPr>
+              <w:jc w:val="both"/>
+              <w:rPr>
+                <w:rFonts w:ascii="Times New Roman" w:hAnsi="Times New Roman" w:cs="Times New Roman"/>
+                <w:sz w:val="28"/>
+                <w:szCs w:val="28"/>
+              </w:rPr>
+            </w:pPr>
+            <w:r>
+              <w:rPr>
+                <w:rFonts w:ascii="Times New Roman" w:hAnsi="Times New Roman" w:cs="Times New Roman"/>
+                <w:color w:val="0F1115"/>
+                <w:sz w:val="28"/>
+                <w:szCs w:val="23"/>
+                <w:shd w:val="clear" w:color="auto" w:fill="FFFFFF"/>
+              </w:rPr>
+              <w:t>Документы по развертыванию и переходу на новую систему</w:t>
+            </w:r>
+          </w:p>
+        </w:tc>
+      </w:tr>
+      <w:tr>
+        <w:tc>
+          <w:tcPr>
+            <w:tcW w:w="3190" w:type="dxa"/>
+          </w:tcPr>
+          <w:p>
+            <w:pPr>
+              <w:jc w:val="both"/>
+              <w:rPr>
+                <w:rFonts w:ascii="Times New Roman" w:hAnsi="Times New Roman" w:cs="Times New Roman"/>
+                <w:sz w:val="28"/>
+                <w:szCs w:val="28"/>
+              </w:rPr>
+            </w:pPr>
+            <w:r>
+              <w:rPr>
+                <w:rFonts w:ascii="Times New Roman" w:hAnsi="Times New Roman" w:cs="Times New Roman"/>
+                <w:color w:val="0F1115"/>
+                <w:sz w:val="28"/>
+                <w:szCs w:val="23"/>
+                <w:shd w:val="clear" w:color="auto" w:fill="FFFFFF"/>
+              </w:rPr>
+              <w:t>Сопровождение</w:t>
+            </w:r>
+          </w:p>
+        </w:tc>
+        <w:tc>
+          <w:tcPr>
+            <w:tcW w:w="3190" w:type="dxa"/>
+          </w:tcPr>
+          <w:p>
+            <w:pPr>
+              <w:jc w:val="both"/>
+              <w:rPr>
+                <w:rFonts w:ascii="Times New Roman" w:hAnsi="Times New Roman" w:cs="Times New Roman"/>
+                <w:sz w:val="28"/>
+                <w:szCs w:val="28"/>
+              </w:rPr>
+            </w:pPr>
+            <w:r>
+              <w:rPr>
+                <w:rFonts w:ascii="Times New Roman" w:hAnsi="Times New Roman" w:cs="Times New Roman"/>
+                <w:color w:val="0F1115"/>
+                <w:sz w:val="28"/>
+                <w:szCs w:val="23"/>
+                <w:shd w:val="clear" w:color="auto" w:fill="FFFFFF"/>
+              </w:rPr>
+              <w:t>Эксплуатационная документация, журналы изменений</w:t>
+            </w:r>
+          </w:p>
+        </w:tc>
+        <w:tc>
+          <w:tcPr>
+            <w:tcW w:w="3191" w:type="dxa"/>
+          </w:tcPr>
+          <w:p>
+            <w:pPr>
+              <w:jc w:val="both"/>
+              <w:rPr>
+                <w:rFonts w:ascii="Times New Roman" w:hAnsi="Times New Roman" w:cs="Times New Roman"/>
+                <w:sz w:val="28"/>
+                <w:szCs w:val="28"/>
+              </w:rPr>
+            </w:pPr>
+            <w:r>
+              <w:rPr>
+                <w:rFonts w:ascii="Times New Roman" w:hAnsi="Times New Roman" w:cs="Times New Roman"/>
+                <w:color w:val="0F1115"/>
+                <w:sz w:val="28"/>
+                <w:szCs w:val="23"/>
+                <w:shd w:val="clear" w:color="auto" w:fill="FFFFFF"/>
+              </w:rPr>
+              <w:t>Руководства пользователя, администратора, отчеты об ошибках</w:t>
+            </w:r>
+          </w:p>
+        </w:tc>
+      </w:tr>
+    </w:tbl>
+    <w:p>
+      <w:pPr>
+        <w:jc w:val="both"/>
+        <w:rPr>
+          <w:rFonts w:ascii="Times New Roman" w:hAnsi="Times New Roman" w:cs="Times New Roman"/>
+          <w:sz w:val="28"/>
+          <w:szCs w:val="28"/>
+        </w:rPr>
+      </w:pPr>
+    </w:p>
+    <w:p>
+      <w:pPr>
+        <w:jc w:val="both"/>
+        <w:rPr>
+          <w:rFonts w:ascii="Times New Roman" w:hAnsi="Times New Roman" w:cs="Times New Roman"/>
+          <w:sz w:val="28"/>
+          <w:szCs w:val="28"/>
+        </w:rPr>
+      </w:pPr>
+      <w:r>
+        <w:rPr>
+          <w:rFonts w:ascii="Times New Roman" w:hAnsi="Times New Roman" w:cs="Times New Roman"/>
+          <w:sz w:val="28"/>
+          <w:szCs w:val="28"/>
+        </w:rPr>
+        <w:t>Задание 5: Схема жизненного цикла ИС</w:t>
+      </w:r>
+    </w:p>
+    <w:p>
+      <w:pPr>
+        <w:rPr>
+          <w:rFonts w:ascii="Times New Roman" w:hAnsi="Times New Roman" w:cs="Times New Roman"/>
+          <w:sz w:val="28"/>
+          <w:szCs w:val="28"/>
+        </w:rPr>
+      </w:pPr>
+      <w:r>
+        <w:rPr>
+          <w:rFonts w:ascii="Times New Roman" w:hAnsi="Times New Roman" w:cs="Times New Roman"/>
+          <w:noProof/>
+          <w:sz w:val="28"/>
+          <w:szCs w:val="28"/>
+        </w:rPr>
+        <mc:AlternateContent>
+          <mc:Choice Requires="wps">
+            <w:drawing>
+              <wp:anchor distT="0" distB="0" distL="114300" distR="114300" simplePos="0" relativeHeight="251659264" behindDoc="0" locked="0" layoutInCell="1" allowOverlap="1" wp14:anchorId="02CD864A" wp14:editId="21A56F85">
+                <wp:simplePos x="0" y="0"/>
+                <wp:positionH relativeFrom="column">
+                  <wp:posOffset>-53340</wp:posOffset>
+                </wp:positionH>
+                <wp:positionV relativeFrom="paragraph">
+                  <wp:posOffset>4412253</wp:posOffset>
+                </wp:positionV>
+                <wp:extent cx="2374265" cy="1403985"/>
+                <wp:effectExtent l="0" t="0" r="24130" b="26035"/>
+                <wp:wrapNone/>
+                <wp:docPr id="307" name="Надпись 2"/>
+                <wp:cNvGraphicFramePr>
+                  <a:graphicFrameLocks xmlns:a="http://schemas.openxmlformats.org/drawingml/2006/main"/>
+                </wp:cNvGraphicFramePr>
+                <a:graphic xmlns:a="http://schemas.openxmlformats.org/drawingml/2006/main">
+                  <a:graphicData uri="http://schemas.microsoft.com/office/word/2010/wordprocessingShape">
+                    <wps:wsp>
+                      <wps:cNvSpPr txBox="1">
+                        <a:spLocks noChangeArrowheads="1"/>
+                      </wps:cNvSpPr>
+                      <wps:spPr bwMode="auto">
+                        <a:xfrm>
+                          <a:off x="0" y="0"/>
+                          <a:ext cx="2374265" cy="1403985"/>
+                        </a:xfrm>
+                        <a:prstGeom prst="rect">
+                          <a:avLst/>
+                        </a:prstGeom>
+                        <a:solidFill>
+                          <a:srgbClr val="FFFFFF"/>
+                        </a:solidFill>
+                        <a:ln w="9525">
+                          <a:solidFill>
+                            <a:srgbClr val="000000"/>
+                          </a:solidFill>
+                          <a:miter lim="800000"/>
+                          <a:headEnd/>
+                          <a:tailEnd/>
+                        </a:ln>
+                      </wps:spPr>
+                      <wps:txbx>
+                        <w:txbxContent>
+                          <w:p>
+                            <w:pPr>
+                              <w:jc w:val="both"/>
+                              <w:rPr>
+                                <w:rFonts w:ascii="Times New Roman" w:hAnsi="Times New Roman" w:cs="Times New Roman"/>
+                                <w:sz w:val="28"/>
+                              </w:rPr>
+                            </w:pPr>
+                            <w:r>
+                              <w:rPr>
+                                <w:rFonts w:ascii="Times New Roman" w:hAnsi="Times New Roman" w:cs="Times New Roman"/>
+                                <w:sz w:val="28"/>
+                              </w:rPr>
+                              <w:t>Рисунок 1 – Схема жизненного цикла ИС</w:t>
+                            </w:r>
+                          </w:p>
+                        </w:txbxContent>
+                      </wps:txbx>
+                      <wps:bodyPr rot="0" vert="horz" wrap="square" lIns="91440" tIns="45720" rIns="91440" bIns="45720" anchor="t" anchorCtr="0">
+                        <a:spAutoFit/>
+                      </wps:bodyPr>
+                    </wps:wsp>
+                  </a:graphicData>
+                </a:graphic>
+                <wp14:sizeRelH relativeFrom="margin">
+                  <wp14:pctWidth>40000</wp14:pctWidth>
+                </wp14:sizeRelH>
+                <wp14:sizeRelV relativeFrom="margin">
+                  <wp14:pctHeight>20000</wp14:pctHeight>
+                </wp14:sizeRelV>
+              </wp:anchor>
+            </w:drawing>
+          </mc:Choice>
+          <mc:Fallback>
+            <w:pict>
+              <v:shapetype id="_x0000_t202" coordsize="21600,21600" o:spt="202" path="m,l,21600r21600,l21600,xe">
+                <v:stroke joinstyle="miter"/>
+                <v:path gradientshapeok="t" o:connecttype="rect"/>
+              </v:shapetype>
+              <v:shape id="Надпись 2" o:spid="_x0000_s1026" type="#_x0000_t202" style="position:absolute;margin-left:-4.2pt;margin-top:347.4pt;width:186.95pt;height:110.55pt;z-index:251659264;visibility:visible;mso-wrap-style:square;mso-width-percent:400;mso-height-percent:200;mso-wrap-distance-left:9pt;mso-wrap-distance-top:0;mso-wrap-distance-right:9pt;mso-wrap-distance-bottom:0;mso-position-horizontal:absolute;mso-position-horizontal-relative:text;mso-position-vertical:absolute;mso-position-vertical-relative:text;mso-width-percent:400;mso-height-percent:200;mso-width-relative:margin;mso-height-relative:margin;v-text-anchor:top" o:gfxdata="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">
+                <v:textbox style="mso-fit-shape-to-text:t">
+                  <w:txbxContent>
+                    <w:p>
+                      <w:pPr>
+                        <w:jc w:val="both"/>
+                        <w:rPr>
+                          <w:rFonts w:ascii="Times New Roman" w:hAnsi="Times New Roman" w:cs="Times New Roman"/>
+                          <w:sz w:val="28"/>
+                        </w:rPr>
+                      </w:pPr>
+                      <w:r>
+                        <w:rPr>
+                          <w:rFonts w:ascii="Times New Roman" w:hAnsi="Times New Roman" w:cs="Times New Roman"/>
+                          <w:sz w:val="28"/>
+                        </w:rPr>
+                        <w:t>Рисунок 1 – Схема жизненного цикла ИС</w:t>
+                      </w:r>
+                    </w:p>
+                  </w:txbxContent>
+                </v:textbox>
+              </v:shape>
+            </w:pict>
+          </mc:Fallback>
+        </mc:AlternateContent>
+      </w:r>
+      <w:r>
+        <w:rPr>
+          <w:rFonts w:ascii="Times New Roman" w:hAnsi="Times New Roman" w:cs="Times New Roman"/>
+          <w:sz w:val="28"/>
+          <w:szCs w:val="28"/>
+        </w:rPr>
+        <w:pict>
+          <v:shapetype id="_x0000_t75" coordsize="21600,21600" o:spt="75" o:preferrelative="t" path="m@4@5l@4@11@9@11@9@5xe" filled="f" stroked="f">
+            <v:stroke joinstyle="miter"/>
+            <v:formulas>
+              <v:f eqn="if lineDrawn pixelLineWidth 0"/>
+              <v:f eqn="sum @0 1 0"/>
+              <v:f eqn="sum 0 0 @1"/>
+              <v:f eqn="prod @2 1 2"/>
+              <v:f eqn="prod @3 21600 pixelWidth"/>
+              <v:f eqn="prod @3 21600 pixelHeight"/>
+              <v:f eqn="sum @0 0 1"/>
+              <v:f eqn="prod @6 1 2"/>
+              <v:f eqn="prod @7 21600 pixelWidth"/>
+              <v:f eqn="sum @8 21600 0"/>
+              <v:f eqn="prod @7 21600 pixelHeight"/>
+              <v:f eqn="sum @10 21600 0"/>
+            </v:formulas>
+            <v:path o:extrusionok="f" gradientshapeok="t" o:connecttype="rect"/>
+            <o:lock v:ext="edit" aspectratio="t"/>
+          </v:shapetype>
+          <v:shape id="_x0000_i1030" type="#_x0000_t75" style="width:179.25pt;height:345.75pt">
+            <v:imagedata r:id="rId10" o:title="Схема жизненного цикла ИС"/>
+          </v:shape>
+        </w:pict>
+      </w:r>
+    </w:p>
+    <w:p>
+      <w:pPr>
+        <w:rPr>
+          <w:rFonts w:ascii="Times New Roman" w:hAnsi="Times New Roman" w:cs="Times New Roman"/>
+          <w:sz w:val="28"/>
+          <w:szCs w:val="28"/>
+        </w:rPr>
+      </w:pPr>
+    </w:p>
+    <w:p>
+      <w:pPr>
+        <w:rPr>
+          <w:rFonts w:ascii="Times New Roman" w:hAnsi="Times New Roman" w:cs="Times New Roman"/>
+          <w:sz w:val="28"/>
+          <w:szCs w:val="28"/>
+        </w:rPr>
+      </w:pPr>
+    </w:p>
+    <w:p>
+      <w:pPr>
+        <w:jc w:val="both"/>
+        <w:rPr>
+          <w:rFonts w:ascii="Times New Roman" w:hAnsi="Times New Roman" w:cs="Times New Roman"/>
+          <w:sz w:val="28"/>
+        </w:rPr>
+      </w:pPr>
+      <w:r>
+        <w:rPr>
+          <w:rFonts w:ascii="Times New Roman" w:hAnsi="Times New Roman" w:cs="Times New Roman"/>
+          <w:sz w:val="28"/>
+        </w:rPr>
+        <w:t>Задание 7: Анализ структуры документа «ТЗ.</w:t>
+      </w:r>
+      <w:proofErr w:type="spellStart"/>
+      <w:r>
+        <w:rPr>
+          <w:rFonts w:ascii="Times New Roman" w:hAnsi="Times New Roman" w:cs="Times New Roman"/>
+          <w:sz w:val="28"/>
+          <w:lang w:val="en-US"/>
+        </w:rPr>
+        <w:t>pdf</w:t>
+      </w:r>
+      <w:proofErr w:type="spellEnd"/>
+      <w:r>
+        <w:rPr>
+          <w:rFonts w:ascii="Times New Roman" w:hAnsi="Times New Roman" w:cs="Times New Roman"/>
+          <w:sz w:val="28"/>
+        </w:rPr>
+        <w:t>»</w:t>
+      </w:r>
+    </w:p>
+    <w:p>
+      <w:pPr>
+        <w:jc w:val="both"/>
+        <w:rPr>
+          <w:rFonts w:ascii="Times New Roman" w:hAnsi="Times New Roman" w:cs="Times New Roman"/>
+          <w:sz w:val="28"/>
+        </w:rPr>
+      </w:pPr>
+      <w:r>
+        <w:rPr>
+          <w:rFonts w:ascii="Times New Roman" w:hAnsi="Times New Roman" w:cs="Times New Roman"/>
+          <w:sz w:val="28"/>
+        </w:rPr>
+        <w:t>Присутствуют разделы</w:t>
+      </w:r>
+      <w:r>
+        <w:rPr>
+          <w:rFonts w:ascii="Times New Roman" w:hAnsi="Times New Roman" w:cs="Times New Roman"/>
+          <w:sz w:val="28"/>
+        </w:rPr>
+        <w:t>:</w:t>
+      </w:r>
+    </w:p>
+    <w:p>
+      <w:pPr>
+        <w:pStyle w:val="a7"/>
+        <w:numPr>
+          <w:ilvl w:val="0"/>
+          <w:numId w:val="37"/>
+        </w:numPr>
+        <w:jc w:val="both"/>
+        <w:rPr>
+          <w:rFonts w:ascii="Times New Roman" w:hAnsi="Times New Roman" w:cs="Times New Roman"/>
+          <w:sz w:val="28"/>
+        </w:rPr>
+      </w:pPr>
+      <w:r>
+        <w:rPr>
+          <w:rFonts w:ascii="Times New Roman" w:hAnsi="Times New Roman" w:cs="Times New Roman"/>
+          <w:sz w:val="28"/>
+        </w:rPr>
+        <w:t>Общие сведения (Полное наименование и ее условное обозначение; Наименование организации; Заказчик; Разработчик; Порядок оформления и предъявления заказчику результатов работ)</w:t>
+      </w:r>
+    </w:p>
+    <w:p>
+      <w:pPr>
+        <w:pStyle w:val="a7"/>
+        <w:numPr>
+          <w:ilvl w:val="0"/>
+          <w:numId w:val="37"/>
+        </w:numPr>
+        <w:jc w:val="both"/>
+        <w:rPr>
+          <w:rFonts w:ascii="Times New Roman" w:hAnsi="Times New Roman" w:cs="Times New Roman"/>
+          <w:sz w:val="28"/>
+        </w:rPr>
+      </w:pPr>
+      <w:r>
+        <w:rPr>
+          <w:rFonts w:ascii="Times New Roman" w:hAnsi="Times New Roman" w:cs="Times New Roman"/>
+          <w:sz w:val="28"/>
+        </w:rPr>
+        <w:t>Назначение и цели создания</w:t>
+      </w:r>
+    </w:p>
+    <w:p>
+      <w:pPr>
+        <w:pStyle w:val="a7"/>
+        <w:numPr>
+          <w:ilvl w:val="0"/>
+          <w:numId w:val="37"/>
+        </w:numPr>
+        <w:jc w:val="both"/>
+        <w:rPr>
+          <w:rFonts w:ascii="Times New Roman" w:hAnsi="Times New Roman" w:cs="Times New Roman"/>
+          <w:sz w:val="28"/>
+          <w:szCs w:val="28"/>
+        </w:rPr>
+      </w:pPr>
+      <w:r>
+        <w:rPr>
+          <w:rFonts w:ascii="Times New Roman" w:hAnsi="Times New Roman" w:cs="Times New Roman"/>
+          <w:sz w:val="28"/>
+        </w:rPr>
+        <w:t>Харак</w:t>
+      </w:r>
+      <w:r>
+        <w:rPr>
+          <w:rFonts w:ascii="Times New Roman" w:hAnsi="Times New Roman" w:cs="Times New Roman"/>
+          <w:sz w:val="28"/>
+        </w:rPr>
+        <w:t>теристика объекта автоматизации</w:t>
+      </w:r>
+    </w:p>
+    <w:p>
+      <w:pPr>
+        <w:pStyle w:val="a7"/>
+        <w:numPr>
+          <w:ilvl w:val="0"/>
+          <w:numId w:val="37"/>
+        </w:numPr>
+        <w:jc w:val="both"/>
+        <w:rPr>
+          <w:rFonts w:ascii="Times New Roman" w:hAnsi="Times New Roman" w:cs="Times New Roman"/>
+          <w:sz w:val="28"/>
+          <w:szCs w:val="28"/>
+        </w:rPr>
+      </w:pPr>
+      <w:r>
+        <w:rPr>
+          <w:rFonts w:ascii="Times New Roman" w:hAnsi="Times New Roman" w:cs="Times New Roman"/>
+          <w:sz w:val="28"/>
+        </w:rPr>
+        <w:t>Требования к системе</w:t>
+      </w:r>
+    </w:p>
+    <w:p>
+      <w:pPr>
+        <w:pStyle w:val="a7"/>
+        <w:numPr>
+          <w:ilvl w:val="0"/>
+          <w:numId w:val="37"/>
+        </w:numPr>
+        <w:jc w:val="both"/>
+        <w:rPr>
+          <w:rFonts w:ascii="Times New Roman" w:hAnsi="Times New Roman" w:cs="Times New Roman"/>
+          <w:sz w:val="28"/>
+          <w:szCs w:val="28"/>
+        </w:rPr>
+      </w:pPr>
+      <w:proofErr w:type="gramStart"/>
+      <w:r>
+        <w:rPr>
+          <w:rFonts w:ascii="Times New Roman" w:hAnsi="Times New Roman" w:cs="Times New Roman"/>
+          <w:sz w:val="28"/>
+        </w:rPr>
+        <w:t>Состав и содержание работ по созданию (развитию системы</w:t>
+      </w:r>
+      <w:proofErr w:type="gramEnd"/>
+    </w:p>
+    <w:p>
+      <w:pPr>
+        <w:pStyle w:val="a7"/>
+        <w:numPr>
+          <w:ilvl w:val="0"/>
+          <w:numId w:val="37"/>
+        </w:numPr>
+        <w:jc w:val="both"/>
+        <w:rPr>
+          <w:rFonts w:ascii="Times New Roman" w:hAnsi="Times New Roman" w:cs="Times New Roman"/>
+          <w:sz w:val="28"/>
+          <w:szCs w:val="28"/>
+        </w:rPr>
+      </w:pPr>
+      <w:r>
+        <w:rPr>
+          <w:rFonts w:ascii="Times New Roman" w:hAnsi="Times New Roman" w:cs="Times New Roman"/>
+          <w:sz w:val="28"/>
+        </w:rPr>
+        <w:t>Порядок приёмки и контроля системы</w:t>
+      </w:r>
+    </w:p>
+    <w:p>
+      <w:pPr>
+        <w:pStyle w:val="a7"/>
+        <w:numPr>
+          <w:ilvl w:val="0"/>
+          <w:numId w:val="37"/>
+        </w:numPr>
+        <w:jc w:val="both"/>
+        <w:rPr>
+          <w:rFonts w:ascii="Times New Roman" w:hAnsi="Times New Roman" w:cs="Times New Roman"/>
+          <w:sz w:val="28"/>
+          <w:szCs w:val="28"/>
+        </w:rPr>
+      </w:pPr>
+      <w:r>
+        <w:rPr>
+          <w:rFonts w:ascii="Times New Roman" w:hAnsi="Times New Roman" w:cs="Times New Roman"/>
+          <w:sz w:val="28"/>
+        </w:rPr>
+        <w:t xml:space="preserve">Требования к составу и содержанию подготовки объекта автоматизации </w:t>
+      </w:r>
+      <w:proofErr w:type="gramStart"/>
+      <w:r>
+        <w:rPr>
+          <w:rFonts w:ascii="Times New Roman" w:hAnsi="Times New Roman" w:cs="Times New Roman"/>
+          <w:sz w:val="28"/>
+        </w:rPr>
+        <w:t>к</w:t>
+      </w:r>
+      <w:proofErr w:type="gramEnd"/>
+      <w:r>
+        <w:rPr>
+          <w:rFonts w:ascii="Times New Roman" w:hAnsi="Times New Roman" w:cs="Times New Roman"/>
+          <w:sz w:val="28"/>
+        </w:rPr>
+        <w:t xml:space="preserve"> вводы системы в действие</w:t>
+      </w:r>
+    </w:p>
+    <w:p>
+      <w:pPr>
+        <w:jc w:val="both"/>
+        <w:rPr>
+          <w:rFonts w:ascii="Times New Roman" w:hAnsi="Times New Roman" w:cs="Times New Roman"/>
+          <w:sz w:val="28"/>
+          <w:szCs w:val="28"/>
+        </w:rPr>
+      </w:pPr>
+      <w:r>
+        <w:rPr>
+          <w:rFonts w:ascii="Times New Roman" w:hAnsi="Times New Roman" w:cs="Times New Roman"/>
+          <w:sz w:val="28"/>
+          <w:szCs w:val="28"/>
+        </w:rPr>
+        <w:t>Отсутствующие разделы:</w:t>
+      </w:r>
+    </w:p>
+    <w:p>
+      <w:pPr>
+        <w:pStyle w:val="a7"/>
+        <w:numPr>
+          <w:ilvl w:val="0"/>
+          <w:numId w:val="38"/>
+        </w:numPr>
+        <w:jc w:val="both"/>
+        <w:rPr>
+          <w:rFonts w:ascii="Times New Roman" w:hAnsi="Times New Roman" w:cs="Times New Roman"/>
+          <w:sz w:val="28"/>
+          <w:szCs w:val="28"/>
+        </w:rPr>
+      </w:pPr>
+      <w:bookmarkStart w:id="0" w:name="_GoBack"/>
+      <w:bookmarkEnd w:id="0"/>
     </w:p>
     <w:sectPr>
-      <w:footerReference w:type="default" r:id="rId10"/>
+      <w:footerReference w:type="default" r:id="rId11"/>
       <w:type w:val="continuous"/>
       <w:pgSz w:w="11906" w:h="16838"/>
       <w:pgMar w:top="1134" w:right="850" w:bottom="1134" w:left="1701" w:header="708" w:footer="708" w:gutter="0"/>
@@ -4375,7 +6052,7 @@
           <w:rPr>
             <w:noProof/>
           </w:rPr>
-          <w:t>10</w:t>
+          <w:t>7</w:t>
         </w:r>
         <w:r>
           <w:fldChar w:fldCharType="end"/>
@@ -5022,6 +6699,119 @@
     </w:lvl>
   </w:abstractNum>
   <w:abstractNum w:abstractNumId="6">
+    <w:nsid w:val="15692118"/>
+    <w:multiLevelType w:val="hybridMultilevel"/>
+    <w:tmpl w:val="8800F0B0"/>
+    <w:lvl w:ilvl="0" w:tplc="6B6EB3A0">
+      <w:start w:val="1"/>
+      <w:numFmt w:val="bullet"/>
+      <w:lvlText w:val=""/>
+      <w:lvlJc w:val="left"/>
+      <w:pPr>
+        <w:ind w:left="360" w:hanging="360"/>
+      </w:pPr>
+      <w:rPr>
+        <w:rFonts w:ascii="Symbol" w:hAnsi="Symbol" w:hint="default"/>
+      </w:rPr>
+    </w:lvl>
+    <w:lvl w:ilvl="1" w:tplc="04190003" w:tentative="1">
+      <w:start w:val="1"/>
+      <w:numFmt w:val="bullet"/>
+      <w:lvlText w:val="o"/>
+      <w:lvlJc w:val="left"/>
+      <w:pPr>
+        <w:ind w:left="1080" w:hanging="360"/>
+      </w:pPr>
+      <w:rPr>
+        <w:rFonts w:ascii="Courier New" w:hAnsi="Courier New" w:cs="Courier New" w:hint="default"/>
+      </w:rPr>
+    </w:lvl>
+    <w:lvl w:ilvl="2" w:tplc="04190005" w:tentative="1">
+      <w:start w:val="1"/>
+      <w:numFmt w:val="bullet"/>
+      <w:lvlText w:val=""/>
+      <w:lvlJc w:val="left"/>
+      <w:pPr>
+        <w:ind w:left="1800" w:hanging="360"/>
+      </w:pPr>
+      <w:rPr>
+        <w:rFonts w:ascii="Wingdings" w:hAnsi="Wingdings" w:hint="default"/>
+      </w:rPr>
+    </w:lvl>
+    <w:lvl w:ilvl="3" w:tplc="04190001" w:tentative="1">
+      <w:start w:val="1"/>
+      <w:numFmt w:val="bullet"/>
+      <w:lvlText w:val=""/>
+      <w:lvlJc w:val="left"/>
+      <w:pPr>
+        <w:ind w:left="2520" w:hanging="360"/>
+      </w:pPr>
+      <w:rPr>
+        <w:rFonts w:ascii="Symbol" w:hAnsi="Symbol" w:hint="default"/>
+      </w:rPr>
+    </w:lvl>
+    <w:lvl w:ilvl="4" w:tplc="04190003" w:tentative="1">
+      <w:start w:val="1"/>
+      <w:numFmt w:val="bullet"/>
+      <w:lvlText w:val="o"/>
+      <w:lvlJc w:val="left"/>
+      <w:pPr>
+        <w:ind w:left="3240" w:hanging="360"/>
+      </w:pPr>
+      <w:rPr>
+        <w:rFonts w:ascii="Courier New" w:hAnsi="Courier New" w:cs="Courier New" w:hint="default"/>
+      </w:rPr>
+    </w:lvl>
+    <w:lvl w:ilvl="5" w:tplc="04190005" w:tentative="1">
+      <w:start w:val="1"/>
+      <w:numFmt w:val="bullet"/>
+      <w:lvlText w:val=""/>
+      <w:lvlJc w:val="left"/>
+      <w:pPr>
+        <w:ind w:left="3960" w:hanging="360"/>
+      </w:pPr>
+      <w:rPr>
+        <w:rFonts w:ascii="Wingdings" w:hAnsi="Wingdings" w:hint="default"/>
+      </w:rPr>
+    </w:lvl>
+    <w:lvl w:ilvl="6" w:tplc="04190001" w:tentative="1">
+      <w:start w:val="1"/>
+      <w:numFmt w:val="bullet"/>
+      <w:lvlText w:val=""/>
+      <w:lvlJc w:val="left"/>
+      <w:pPr>
+        <w:ind w:left="4680" w:hanging="360"/>
+      </w:pPr>
+      <w:rPr>
+        <w:rFonts w:ascii="Symbol" w:hAnsi="Symbol" w:hint="default"/>
+      </w:rPr>
+    </w:lvl>
+    <w:lvl w:ilvl="7" w:tplc="04190003" w:tentative="1">
+      <w:start w:val="1"/>
+      <w:numFmt w:val="bullet"/>
+      <w:lvlText w:val="o"/>
+      <w:lvlJc w:val="left"/>
+      <w:pPr>
+        <w:ind w:left="5400" w:hanging="360"/>
+      </w:pPr>
+      <w:rPr>
+        <w:rFonts w:ascii="Courier New" w:hAnsi="Courier New" w:cs="Courier New" w:hint="default"/>
+      </w:rPr>
+    </w:lvl>
+    <w:lvl w:ilvl="8" w:tplc="04190005" w:tentative="1">
+      <w:start w:val="1"/>
+      <w:numFmt w:val="bullet"/>
+      <w:lvlText w:val=""/>
+      <w:lvlJc w:val="left"/>
+      <w:pPr>
+        <w:ind w:left="6120" w:hanging="360"/>
+      </w:pPr>
+      <w:rPr>
+        <w:rFonts w:ascii="Wingdings" w:hAnsi="Wingdings" w:hint="default"/>
+      </w:rPr>
+    </w:lvl>
+  </w:abstractNum>
+  <w:abstractNum w:abstractNumId="7">
     <w:nsid w:val="190039D3"/>
     <w:multiLevelType w:val="hybridMultilevel"/>
     <w:tmpl w:val="224AD560"/>
@@ -5134,7 +6924,7 @@
       </w:rPr>
     </w:lvl>
   </w:abstractNum>
-  <w:abstractNum w:abstractNumId="7">
+  <w:abstractNum w:abstractNumId="8">
     <w:nsid w:val="1A747E7F"/>
     <w:multiLevelType w:val="multilevel"/>
     <w:tmpl w:val="6A1AC3E6"/>
@@ -5247,7 +7037,7 @@
       </w:rPr>
     </w:lvl>
   </w:abstractNum>
-  <w:abstractNum w:abstractNumId="8">
+  <w:abstractNum w:abstractNumId="9">
     <w:nsid w:val="201C1494"/>
     <w:multiLevelType w:val="hybridMultilevel"/>
     <w:tmpl w:val="58541524"/>
@@ -5360,7 +7150,7 @@
       </w:rPr>
     </w:lvl>
   </w:abstractNum>
-  <w:abstractNum w:abstractNumId="9">
+  <w:abstractNum w:abstractNumId="10">
     <w:nsid w:val="20ED5ACB"/>
     <w:multiLevelType w:val="hybridMultilevel"/>
     <w:tmpl w:val="EC041992"/>
@@ -5449,7 +7239,7 @@
       </w:pPr>
     </w:lvl>
   </w:abstractNum>
-  <w:abstractNum w:abstractNumId="10">
+  <w:abstractNum w:abstractNumId="11">
     <w:nsid w:val="283F3614"/>
     <w:multiLevelType w:val="multilevel"/>
     <w:tmpl w:val="A136300E"/>
@@ -5562,7 +7352,7 @@
       </w:rPr>
     </w:lvl>
   </w:abstractNum>
-  <w:abstractNum w:abstractNumId="11">
+  <w:abstractNum w:abstractNumId="12">
     <w:nsid w:val="331A17AC"/>
     <w:multiLevelType w:val="hybridMultilevel"/>
     <w:tmpl w:val="C6A41934"/>
@@ -5675,7 +7465,7 @@
       </w:rPr>
     </w:lvl>
   </w:abstractNum>
-  <w:abstractNum w:abstractNumId="12">
+  <w:abstractNum w:abstractNumId="13">
     <w:nsid w:val="359D7480"/>
     <w:multiLevelType w:val="hybridMultilevel"/>
     <w:tmpl w:val="2CCCE540"/>
@@ -5764,7 +7554,7 @@
       </w:pPr>
     </w:lvl>
   </w:abstractNum>
-  <w:abstractNum w:abstractNumId="13">
+  <w:abstractNum w:abstractNumId="14">
     <w:nsid w:val="3AE5338F"/>
     <w:multiLevelType w:val="hybridMultilevel"/>
     <w:tmpl w:val="3904AC4E"/>
@@ -5877,7 +7667,120 @@
       </w:rPr>
     </w:lvl>
   </w:abstractNum>
-  <w:abstractNum w:abstractNumId="14">
+  <w:abstractNum w:abstractNumId="15">
+    <w:nsid w:val="3CAC57DB"/>
+    <w:multiLevelType w:val="hybridMultilevel"/>
+    <w:tmpl w:val="5D9E0F88"/>
+    <w:lvl w:ilvl="0" w:tplc="04190001">
+      <w:start w:val="1"/>
+      <w:numFmt w:val="bullet"/>
+      <w:lvlText w:val=""/>
+      <w:lvlJc w:val="left"/>
+      <w:pPr>
+        <w:ind w:left="360" w:hanging="360"/>
+      </w:pPr>
+      <w:rPr>
+        <w:rFonts w:ascii="Symbol" w:hAnsi="Symbol" w:hint="default"/>
+      </w:rPr>
+    </w:lvl>
+    <w:lvl w:ilvl="1" w:tplc="04190003" w:tentative="1">
+      <w:start w:val="1"/>
+      <w:numFmt w:val="bullet"/>
+      <w:lvlText w:val="o"/>
+      <w:lvlJc w:val="left"/>
+      <w:pPr>
+        <w:ind w:left="1080" w:hanging="360"/>
+      </w:pPr>
+      <w:rPr>
+        <w:rFonts w:ascii="Courier New" w:hAnsi="Courier New" w:cs="Courier New" w:hint="default"/>
+      </w:rPr>
+    </w:lvl>
+    <w:lvl w:ilvl="2" w:tplc="04190005" w:tentative="1">
+      <w:start w:val="1"/>
+      <w:numFmt w:val="bullet"/>
+      <w:lvlText w:val=""/>
+      <w:lvlJc w:val="left"/>
+      <w:pPr>
+        <w:ind w:left="1800" w:hanging="360"/>
+      </w:pPr>
+      <w:rPr>
+        <w:rFonts w:ascii="Wingdings" w:hAnsi="Wingdings" w:hint="default"/>
+      </w:rPr>
+    </w:lvl>
+    <w:lvl w:ilvl="3" w:tplc="04190001" w:tentative="1">
+      <w:start w:val="1"/>
+      <w:numFmt w:val="bullet"/>
+      <w:lvlText w:val=""/>
+      <w:lvlJc w:val="left"/>
+      <w:pPr>
+        <w:ind w:left="2520" w:hanging="360"/>
+      </w:pPr>
+      <w:rPr>
+        <w:rFonts w:ascii="Symbol" w:hAnsi="Symbol" w:hint="default"/>
+      </w:rPr>
+    </w:lvl>
+    <w:lvl w:ilvl="4" w:tplc="04190003" w:tentative="1">
+      <w:start w:val="1"/>
+      <w:numFmt w:val="bullet"/>
+      <w:lvlText w:val="o"/>
+      <w:lvlJc w:val="left"/>
+      <w:pPr>
+        <w:ind w:left="3240" w:hanging="360"/>
+      </w:pPr>
+      <w:rPr>
+        <w:rFonts w:ascii="Courier New" w:hAnsi="Courier New" w:cs="Courier New" w:hint="default"/>
+      </w:rPr>
+    </w:lvl>
+    <w:lvl w:ilvl="5" w:tplc="04190005" w:tentative="1">
+      <w:start w:val="1"/>
+      <w:numFmt w:val="bullet"/>
+      <w:lvlText w:val=""/>
+      <w:lvlJc w:val="left"/>
+      <w:pPr>
+        <w:ind w:left="3960" w:hanging="360"/>
+      </w:pPr>
+      <w:rPr>
+        <w:rFonts w:ascii="Wingdings" w:hAnsi="Wingdings" w:hint="default"/>
+      </w:rPr>
+    </w:lvl>
+    <w:lvl w:ilvl="6" w:tplc="04190001" w:tentative="1">
+      <w:start w:val="1"/>
+      <w:numFmt w:val="bullet"/>
+      <w:lvlText w:val=""/>
+      <w:lvlJc w:val="left"/>
+      <w:pPr>
+        <w:ind w:left="4680" w:hanging="360"/>
+      </w:pPr>
+      <w:rPr>
+        <w:rFonts w:ascii="Symbol" w:hAnsi="Symbol" w:hint="default"/>
+      </w:rPr>
+    </w:lvl>
+    <w:lvl w:ilvl="7" w:tplc="04190003" w:tentative="1">
+      <w:start w:val="1"/>
+      <w:numFmt w:val="bullet"/>
+      <w:lvlText w:val="o"/>
+      <w:lvlJc w:val="left"/>
+      <w:pPr>
+        <w:ind w:left="5400" w:hanging="360"/>
+      </w:pPr>
+      <w:rPr>
+        <w:rFonts w:ascii="Courier New" w:hAnsi="Courier New" w:cs="Courier New" w:hint="default"/>
+      </w:rPr>
+    </w:lvl>
+    <w:lvl w:ilvl="8" w:tplc="04190005" w:tentative="1">
+      <w:start w:val="1"/>
+      <w:numFmt w:val="bullet"/>
+      <w:lvlText w:val=""/>
+      <w:lvlJc w:val="left"/>
+      <w:pPr>
+        <w:ind w:left="6120" w:hanging="360"/>
+      </w:pPr>
+      <w:rPr>
+        <w:rFonts w:ascii="Wingdings" w:hAnsi="Wingdings" w:hint="default"/>
+      </w:rPr>
+    </w:lvl>
+  </w:abstractNum>
+  <w:abstractNum w:abstractNumId="16">
     <w:nsid w:val="43584017"/>
     <w:multiLevelType w:val="multilevel"/>
     <w:tmpl w:val="2C66AA4C"/>
@@ -5995,7 +7898,7 @@
       </w:rPr>
     </w:lvl>
   </w:abstractNum>
-  <w:abstractNum w:abstractNumId="15">
+  <w:abstractNum w:abstractNumId="17">
     <w:nsid w:val="47B233F1"/>
     <w:multiLevelType w:val="hybridMultilevel"/>
     <w:tmpl w:val="DC7046CA"/>
@@ -6108,7 +8011,7 @@
       </w:rPr>
     </w:lvl>
   </w:abstractNum>
-  <w:abstractNum w:abstractNumId="16">
+  <w:abstractNum w:abstractNumId="18">
     <w:nsid w:val="4A4C79EF"/>
     <w:multiLevelType w:val="multilevel"/>
     <w:tmpl w:val="A136300E"/>
@@ -6221,7 +8124,7 @@
       </w:rPr>
     </w:lvl>
   </w:abstractNum>
-  <w:abstractNum w:abstractNumId="17">
+  <w:abstractNum w:abstractNumId="19">
     <w:nsid w:val="4C72707A"/>
     <w:multiLevelType w:val="hybridMultilevel"/>
     <w:tmpl w:val="766A3954"/>
@@ -6334,7 +8237,305 @@
       </w:rPr>
     </w:lvl>
   </w:abstractNum>
-  <w:abstractNum w:abstractNumId="18">
+  <w:abstractNum w:abstractNumId="20">
+    <w:nsid w:val="4F1358CF"/>
+    <w:multiLevelType w:val="multilevel"/>
+    <w:tmpl w:val="AAB0C070"/>
+    <w:lvl w:ilvl="0">
+      <w:start w:val="1"/>
+      <w:numFmt w:val="bullet"/>
+      <w:lvlText w:val=""/>
+      <w:lvlJc w:val="left"/>
+      <w:pPr>
+        <w:tabs>
+          <w:tab w:val="num" w:pos="720"/>
+        </w:tabs>
+        <w:ind w:left="720" w:hanging="360"/>
+      </w:pPr>
+      <w:rPr>
+        <w:rFonts w:ascii="Symbol" w:hAnsi="Symbol" w:hint="default"/>
+        <w:sz w:val="20"/>
+      </w:rPr>
+    </w:lvl>
+    <w:lvl w:ilvl="1" w:tentative="1">
+      <w:start w:val="1"/>
+      <w:numFmt w:val="bullet"/>
+      <w:lvlText w:val="o"/>
+      <w:lvlJc w:val="left"/>
+      <w:pPr>
+        <w:tabs>
+          <w:tab w:val="num" w:pos="1440"/>
+        </w:tabs>
+        <w:ind w:left="1440" w:hanging="360"/>
+      </w:pPr>
+      <w:rPr>
+        <w:rFonts w:ascii="Courier New" w:hAnsi="Courier New" w:hint="default"/>
+        <w:sz w:val="20"/>
+      </w:rPr>
+    </w:lvl>
+    <w:lvl w:ilvl="2" w:tentative="1">
+      <w:start w:val="1"/>
+      <w:numFmt w:val="bullet"/>
+      <w:lvlText w:val=""/>
+      <w:lvlJc w:val="left"/>
+      <w:pPr>
+        <w:tabs>
+          <w:tab w:val="num" w:pos="2160"/>
+        </w:tabs>
+        <w:ind w:left="2160" w:hanging="360"/>
+      </w:pPr>
+      <w:rPr>
+        <w:rFonts w:ascii="Wingdings" w:hAnsi="Wingdings" w:hint="default"/>
+        <w:sz w:val="20"/>
+      </w:rPr>
+    </w:lvl>
+    <w:lvl w:ilvl="3" w:tentative="1">
+      <w:start w:val="1"/>
+      <w:numFmt w:val="bullet"/>
+      <w:lvlText w:val=""/>
+      <w:lvlJc w:val="left"/>
+      <w:pPr>
+        <w:tabs>
+          <w:tab w:val="num" w:pos="2880"/>
+        </w:tabs>
+        <w:ind w:left="2880" w:hanging="360"/>
+      </w:pPr>
+      <w:rPr>
+        <w:rFonts w:ascii="Wingdings" w:hAnsi="Wingdings" w:hint="default"/>
+        <w:sz w:val="20"/>
+      </w:rPr>
+    </w:lvl>
+    <w:lvl w:ilvl="4" w:tentative="1">
+      <w:start w:val="1"/>
+      <w:numFmt w:val="bullet"/>
+      <w:lvlText w:val=""/>
+      <w:lvlJc w:val="left"/>
+      <w:pPr>
+        <w:tabs>
+          <w:tab w:val="num" w:pos="3600"/>
+        </w:tabs>
+        <w:ind w:left="3600" w:hanging="360"/>
+      </w:pPr>
+      <w:rPr>
+        <w:rFonts w:ascii="Wingdings" w:hAnsi="Wingdings" w:hint="default"/>
+        <w:sz w:val="20"/>
+      </w:rPr>
+    </w:lvl>
+    <w:lvl w:ilvl="5" w:tentative="1">
+      <w:start w:val="1"/>
+      <w:numFmt w:val="bullet"/>
+      <w:lvlText w:val=""/>
+      <w:lvlJc w:val="left"/>
+      <w:pPr>
+        <w:tabs>
+          <w:tab w:val="num" w:pos="4320"/>
+        </w:tabs>
+        <w:ind w:left="4320" w:hanging="360"/>
+      </w:pPr>
+      <w:rPr>
+        <w:rFonts w:ascii="Wingdings" w:hAnsi="Wingdings" w:hint="default"/>
+        <w:sz w:val="20"/>
+      </w:rPr>
+    </w:lvl>
+    <w:lvl w:ilvl="6" w:tentative="1">
+      <w:start w:val="1"/>
+      <w:numFmt w:val="bullet"/>
+      <w:lvlText w:val=""/>
+      <w:lvlJc w:val="left"/>
+      <w:pPr>
+        <w:tabs>
+          <w:tab w:val="num" w:pos="5040"/>
+        </w:tabs>
+        <w:ind w:left="5040" w:hanging="360"/>
+      </w:pPr>
+      <w:rPr>
+        <w:rFonts w:ascii="Wingdings" w:hAnsi="Wingdings" w:hint="default"/>
+        <w:sz w:val="20"/>
+      </w:rPr>
+    </w:lvl>
+    <w:lvl w:ilvl="7" w:tentative="1">
+      <w:start w:val="1"/>
+      <w:numFmt w:val="bullet"/>
+      <w:lvlText w:val=""/>
+      <w:lvlJc w:val="left"/>
+      <w:pPr>
+        <w:tabs>
+          <w:tab w:val="num" w:pos="5760"/>
+        </w:tabs>
+        <w:ind w:left="5760" w:hanging="360"/>
+      </w:pPr>
+      <w:rPr>
+        <w:rFonts w:ascii="Wingdings" w:hAnsi="Wingdings" w:hint="default"/>
+        <w:sz w:val="20"/>
+      </w:rPr>
+    </w:lvl>
+    <w:lvl w:ilvl="8" w:tentative="1">
+      <w:start w:val="1"/>
+      <w:numFmt w:val="bullet"/>
+      <w:lvlText w:val=""/>
+      <w:lvlJc w:val="left"/>
+      <w:pPr>
+        <w:tabs>
+          <w:tab w:val="num" w:pos="6480"/>
+        </w:tabs>
+        <w:ind w:left="6480" w:hanging="360"/>
+      </w:pPr>
+      <w:rPr>
+        <w:rFonts w:ascii="Wingdings" w:hAnsi="Wingdings" w:hint="default"/>
+        <w:sz w:val="20"/>
+      </w:rPr>
+    </w:lvl>
+  </w:abstractNum>
+  <w:abstractNum w:abstractNumId="21">
+    <w:nsid w:val="58410042"/>
+    <w:multiLevelType w:val="multilevel"/>
+    <w:tmpl w:val="36C0F4CA"/>
+    <w:lvl w:ilvl="0">
+      <w:start w:val="1"/>
+      <w:numFmt w:val="bullet"/>
+      <w:lvlText w:val=""/>
+      <w:lvlJc w:val="left"/>
+      <w:pPr>
+        <w:tabs>
+          <w:tab w:val="num" w:pos="720"/>
+        </w:tabs>
+        <w:ind w:left="720" w:hanging="360"/>
+      </w:pPr>
+      <w:rPr>
+        <w:rFonts w:ascii="Symbol" w:hAnsi="Symbol" w:hint="default"/>
+        <w:sz w:val="20"/>
+      </w:rPr>
+    </w:lvl>
+    <w:lvl w:ilvl="1" w:tentative="1">
+      <w:start w:val="1"/>
+      <w:numFmt w:val="bullet"/>
+      <w:lvlText w:val="o"/>
+      <w:lvlJc w:val="left"/>
+      <w:pPr>
+        <w:tabs>
+          <w:tab w:val="num" w:pos="1440"/>
+        </w:tabs>
+        <w:ind w:left="1440" w:hanging="360"/>
+      </w:pPr>
+      <w:rPr>
+        <w:rFonts w:ascii="Courier New" w:hAnsi="Courier New" w:hint="default"/>
+        <w:sz w:val="20"/>
+      </w:rPr>
+    </w:lvl>
+    <w:lvl w:ilvl="2" w:tentative="1">
+      <w:start w:val="1"/>
+      <w:numFmt w:val="bullet"/>
+      <w:lvlText w:val=""/>
+      <w:lvlJc w:val="left"/>
+      <w:pPr>
+        <w:tabs>
+          <w:tab w:val="num" w:pos="2160"/>
+        </w:tabs>
+        <w:ind w:left="2160" w:hanging="360"/>
+      </w:pPr>
+      <w:rPr>
+        <w:rFonts w:ascii="Wingdings" w:hAnsi="Wingdings" w:hint="default"/>
+        <w:sz w:val="20"/>
+      </w:rPr>
+    </w:lvl>
+    <w:lvl w:ilvl="3" w:tentative="1">
+      <w:start w:val="1"/>
+      <w:numFmt w:val="bullet"/>
+      <w:lvlText w:val=""/>
+      <w:lvlJc w:val="left"/>
+      <w:pPr>
+        <w:tabs>
+          <w:tab w:val="num" w:pos="2880"/>
+        </w:tabs>
+        <w:ind w:left="2880" w:hanging="360"/>
+      </w:pPr>
+      <w:rPr>
+        <w:rFonts w:ascii="Wingdings" w:hAnsi="Wingdings" w:hint="default"/>
+        <w:sz w:val="20"/>
+      </w:rPr>
+    </w:lvl>
+    <w:lvl w:ilvl="4" w:tentative="1">
+      <w:start w:val="1"/>
+      <w:numFmt w:val="bullet"/>
+      <w:lvlText w:val=""/>
+      <w:lvlJc w:val="left"/>
+      <w:pPr>
+        <w:tabs>
+          <w:tab w:val="num" w:pos="3600"/>
+        </w:tabs>
+        <w:ind w:left="3600" w:hanging="360"/>
+      </w:pPr>
+      <w:rPr>
+        <w:rFonts w:ascii="Wingdings" w:hAnsi="Wingdings" w:hint="default"/>
+        <w:sz w:val="20"/>
+      </w:rPr>
+    </w:lvl>
+    <w:lvl w:ilvl="5" w:tentative="1">
+      <w:start w:val="1"/>
+      <w:numFmt w:val="bullet"/>
+      <w:lvlText w:val=""/>
+      <w:lvlJc w:val="left"/>
+      <w:pPr>
+        <w:tabs>
+          <w:tab w:val="num" w:pos="4320"/>
+        </w:tabs>
+        <w:ind w:left="4320" w:hanging="360"/>
+      </w:pPr>
+      <w:rPr>
+        <w:rFonts w:ascii="Wingdings" w:hAnsi="Wingdings" w:hint="default"/>
+        <w:sz w:val="20"/>
+      </w:rPr>
+    </w:lvl>
+    <w:lvl w:ilvl="6" w:tentative="1">
+      <w:start w:val="1"/>
+      <w:numFmt w:val="bullet"/>
+      <w:lvlText w:val=""/>
+      <w:lvlJc w:val="left"/>
+      <w:pPr>
+        <w:tabs>
+          <w:tab w:val="num" w:pos="5040"/>
+        </w:tabs>
+        <w:ind w:left="5040" w:hanging="360"/>
+      </w:pPr>
+      <w:rPr>
+        <w:rFonts w:ascii="Wingdings" w:hAnsi="Wingdings" w:hint="default"/>
+        <w:sz w:val="20"/>
+      </w:rPr>
+    </w:lvl>
+    <w:lvl w:ilvl="7" w:tentative="1">
+      <w:start w:val="1"/>
+      <w:numFmt w:val="bullet"/>
+      <w:lvlText w:val=""/>
+      <w:lvlJc w:val="left"/>
+      <w:pPr>
+        <w:tabs>
+          <w:tab w:val="num" w:pos="5760"/>
+        </w:tabs>
+        <w:ind w:left="5760" w:hanging="360"/>
+      </w:pPr>
+      <w:rPr>
+        <w:rFonts w:ascii="Wingdings" w:hAnsi="Wingdings" w:hint="default"/>
+        <w:sz w:val="20"/>
+      </w:rPr>
+    </w:lvl>
+    <w:lvl w:ilvl="8" w:tentative="1">
+      <w:start w:val="1"/>
+      <w:numFmt w:val="bullet"/>
+      <w:lvlText w:val=""/>
+      <w:lvlJc w:val="left"/>
+      <w:pPr>
+        <w:tabs>
+          <w:tab w:val="num" w:pos="6480"/>
+        </w:tabs>
+        <w:ind w:left="6480" w:hanging="360"/>
+      </w:pPr>
+      <w:rPr>
+        <w:rFonts w:ascii="Wingdings" w:hAnsi="Wingdings" w:hint="default"/>
+        <w:sz w:val="20"/>
+      </w:rPr>
+    </w:lvl>
+  </w:abstractNum>
+  <w:abstractNum w:abstractNumId="22">
     <w:nsid w:val="585615D7"/>
     <w:multiLevelType w:val="multilevel"/>
     <w:tmpl w:val="3EA841EA"/>
@@ -6447,7 +8648,7 @@
       </w:rPr>
     </w:lvl>
   </w:abstractNum>
-  <w:abstractNum w:abstractNumId="19">
+  <w:abstractNum w:abstractNumId="23">
     <w:nsid w:val="59A8561E"/>
     <w:multiLevelType w:val="hybridMultilevel"/>
     <w:tmpl w:val="19B6BF3C"/>
@@ -6533,7 +8734,7 @@
       </w:pPr>
     </w:lvl>
   </w:abstractNum>
-  <w:abstractNum w:abstractNumId="20">
+  <w:abstractNum w:abstractNumId="24">
     <w:nsid w:val="5A4317CE"/>
     <w:multiLevelType w:val="hybridMultilevel"/>
     <w:tmpl w:val="FF142778"/>
@@ -6646,7 +8847,7 @@
       </w:rPr>
     </w:lvl>
   </w:abstractNum>
-  <w:abstractNum w:abstractNumId="21">
+  <w:abstractNum w:abstractNumId="25">
     <w:nsid w:val="5B02366A"/>
     <w:multiLevelType w:val="hybridMultilevel"/>
     <w:tmpl w:val="EEA6EB48"/>
@@ -6759,7 +8960,7 @@
       </w:rPr>
     </w:lvl>
   </w:abstractNum>
-  <w:abstractNum w:abstractNumId="22">
+  <w:abstractNum w:abstractNumId="26">
     <w:nsid w:val="5E775506"/>
     <w:multiLevelType w:val="multilevel"/>
     <w:tmpl w:val="A136300E"/>
@@ -6872,7 +9073,7 @@
       </w:rPr>
     </w:lvl>
   </w:abstractNum>
-  <w:abstractNum w:abstractNumId="23">
+  <w:abstractNum w:abstractNumId="27">
     <w:nsid w:val="5EDC7873"/>
     <w:multiLevelType w:val="hybridMultilevel"/>
     <w:tmpl w:val="5ACEF6C6"/>
@@ -6985,7 +9186,7 @@
       </w:rPr>
     </w:lvl>
   </w:abstractNum>
-  <w:abstractNum w:abstractNumId="24">
+  <w:abstractNum w:abstractNumId="28">
     <w:nsid w:val="5FE926DE"/>
     <w:multiLevelType w:val="hybridMultilevel"/>
     <w:tmpl w:val="A8625A80"/>
@@ -7098,10 +9299,10 @@
       </w:rPr>
     </w:lvl>
   </w:abstractNum>
-  <w:abstractNum w:abstractNumId="25">
+  <w:abstractNum w:abstractNumId="29">
     <w:nsid w:val="63A1733E"/>
     <w:multiLevelType w:val="hybridMultilevel"/>
-    <w:tmpl w:val="2ED6104E"/>
+    <w:tmpl w:val="52643936"/>
     <w:lvl w:ilvl="0" w:tplc="04190001">
       <w:start w:val="1"/>
       <w:numFmt w:val="bullet"/>
@@ -7211,7 +9412,120 @@
       </w:rPr>
     </w:lvl>
   </w:abstractNum>
-  <w:abstractNum w:abstractNumId="26">
+  <w:abstractNum w:abstractNumId="30">
+    <w:nsid w:val="64D638BC"/>
+    <w:multiLevelType w:val="hybridMultilevel"/>
+    <w:tmpl w:val="76006B8A"/>
+    <w:lvl w:ilvl="0" w:tplc="04190001">
+      <w:start w:val="1"/>
+      <w:numFmt w:val="bullet"/>
+      <w:lvlText w:val=""/>
+      <w:lvlJc w:val="left"/>
+      <w:pPr>
+        <w:ind w:left="360" w:hanging="360"/>
+      </w:pPr>
+      <w:rPr>
+        <w:rFonts w:ascii="Symbol" w:hAnsi="Symbol" w:hint="default"/>
+      </w:rPr>
+    </w:lvl>
+    <w:lvl w:ilvl="1" w:tplc="04190003" w:tentative="1">
+      <w:start w:val="1"/>
+      <w:numFmt w:val="bullet"/>
+      <w:lvlText w:val="o"/>
+      <w:lvlJc w:val="left"/>
+      <w:pPr>
+        <w:ind w:left="1080" w:hanging="360"/>
+      </w:pPr>
+      <w:rPr>
+        <w:rFonts w:ascii="Courier New" w:hAnsi="Courier New" w:cs="Courier New" w:hint="default"/>
+      </w:rPr>
+    </w:lvl>
+    <w:lvl w:ilvl="2" w:tplc="04190005" w:tentative="1">
+      <w:start w:val="1"/>
+      <w:numFmt w:val="bullet"/>
+      <w:lvlText w:val=""/>
+      <w:lvlJc w:val="left"/>
+      <w:pPr>
+        <w:ind w:left="1800" w:hanging="360"/>
+      </w:pPr>
+      <w:rPr>
+        <w:rFonts w:ascii="Wingdings" w:hAnsi="Wingdings" w:hint="default"/>
+      </w:rPr>
+    </w:lvl>
+    <w:lvl w:ilvl="3" w:tplc="04190001" w:tentative="1">
+      <w:start w:val="1"/>
+      <w:numFmt w:val="bullet"/>
+      <w:lvlText w:val=""/>
+      <w:lvlJc w:val="left"/>
+      <w:pPr>
+        <w:ind w:left="2520" w:hanging="360"/>
+      </w:pPr>
+      <w:rPr>
+        <w:rFonts w:ascii="Symbol" w:hAnsi="Symbol" w:hint="default"/>
+      </w:rPr>
+    </w:lvl>
+    <w:lvl w:ilvl="4" w:tplc="04190003" w:tentative="1">
+      <w:start w:val="1"/>
+      <w:numFmt w:val="bullet"/>
+      <w:lvlText w:val="o"/>
+      <w:lvlJc w:val="left"/>
+      <w:pPr>
+        <w:ind w:left="3240" w:hanging="360"/>
+      </w:pPr>
+      <w:rPr>
+        <w:rFonts w:ascii="Courier New" w:hAnsi="Courier New" w:cs="Courier New" w:hint="default"/>
+      </w:rPr>
+    </w:lvl>
+    <w:lvl w:ilvl="5" w:tplc="04190005" w:tentative="1">
+      <w:start w:val="1"/>
+      <w:numFmt w:val="bullet"/>
+      <w:lvlText w:val=""/>
+      <w:lvlJc w:val="left"/>
+      <w:pPr>
+        <w:ind w:left="3960" w:hanging="360"/>
+      </w:pPr>
+      <w:rPr>
+        <w:rFonts w:ascii="Wingdings" w:hAnsi="Wingdings" w:hint="default"/>
+      </w:rPr>
+    </w:lvl>
+    <w:lvl w:ilvl="6" w:tplc="04190001" w:tentative="1">
+      <w:start w:val="1"/>
+      <w:numFmt w:val="bullet"/>
+      <w:lvlText w:val=""/>
+      <w:lvlJc w:val="left"/>
+      <w:pPr>
+        <w:ind w:left="4680" w:hanging="360"/>
+      </w:pPr>
+      <w:rPr>
+        <w:rFonts w:ascii="Symbol" w:hAnsi="Symbol" w:hint="default"/>
+      </w:rPr>
+    </w:lvl>
+    <w:lvl w:ilvl="7" w:tplc="04190003" w:tentative="1">
+      <w:start w:val="1"/>
+      <w:numFmt w:val="bullet"/>
+      <w:lvlText w:val="o"/>
+      <w:lvlJc w:val="left"/>
+      <w:pPr>
+        <w:ind w:left="5400" w:hanging="360"/>
+      </w:pPr>
+      <w:rPr>
+        <w:rFonts w:ascii="Courier New" w:hAnsi="Courier New" w:cs="Courier New" w:hint="default"/>
+      </w:rPr>
+    </w:lvl>
+    <w:lvl w:ilvl="8" w:tplc="04190005" w:tentative="1">
+      <w:start w:val="1"/>
+      <w:numFmt w:val="bullet"/>
+      <w:lvlText w:val=""/>
+      <w:lvlJc w:val="left"/>
+      <w:pPr>
+        <w:ind w:left="6120" w:hanging="360"/>
+      </w:pPr>
+      <w:rPr>
+        <w:rFonts w:ascii="Wingdings" w:hAnsi="Wingdings" w:hint="default"/>
+      </w:rPr>
+    </w:lvl>
+  </w:abstractNum>
+  <w:abstractNum w:abstractNumId="31">
     <w:nsid w:val="6A074BB9"/>
     <w:multiLevelType w:val="hybridMultilevel"/>
     <w:tmpl w:val="8378024A"/>
@@ -7297,7 +9611,120 @@
       </w:pPr>
     </w:lvl>
   </w:abstractNum>
-  <w:abstractNum w:abstractNumId="27">
+  <w:abstractNum w:abstractNumId="32">
+    <w:nsid w:val="6E127066"/>
+    <w:multiLevelType w:val="hybridMultilevel"/>
+    <w:tmpl w:val="7CCC42F0"/>
+    <w:lvl w:ilvl="0" w:tplc="6B6EB3A0">
+      <w:start w:val="1"/>
+      <w:numFmt w:val="bullet"/>
+      <w:lvlText w:val=""/>
+      <w:lvlJc w:val="left"/>
+      <w:pPr>
+        <w:ind w:left="360" w:hanging="360"/>
+      </w:pPr>
+      <w:rPr>
+        <w:rFonts w:ascii="Symbol" w:hAnsi="Symbol" w:hint="default"/>
+      </w:rPr>
+    </w:lvl>
+    <w:lvl w:ilvl="1" w:tplc="04190003" w:tentative="1">
+      <w:start w:val="1"/>
+      <w:numFmt w:val="bullet"/>
+      <w:lvlText w:val="o"/>
+      <w:lvlJc w:val="left"/>
+      <w:pPr>
+        <w:ind w:left="1080" w:hanging="360"/>
+      </w:pPr>
+      <w:rPr>
+        <w:rFonts w:ascii="Courier New" w:hAnsi="Courier New" w:cs="Courier New" w:hint="default"/>
+      </w:rPr>
+    </w:lvl>
+    <w:lvl w:ilvl="2" w:tplc="04190005" w:tentative="1">
+      <w:start w:val="1"/>
+      <w:numFmt w:val="bullet"/>
+      <w:lvlText w:val=""/>
+      <w:lvlJc w:val="left"/>
+      <w:pPr>
+        <w:ind w:left="1800" w:hanging="360"/>
+      </w:pPr>
+      <w:rPr>
+        <w:rFonts w:ascii="Wingdings" w:hAnsi="Wingdings" w:hint="default"/>
+      </w:rPr>
+    </w:lvl>
+    <w:lvl w:ilvl="3" w:tplc="04190001" w:tentative="1">
+      <w:start w:val="1"/>
+      <w:numFmt w:val="bullet"/>
+      <w:lvlText w:val=""/>
+      <w:lvlJc w:val="left"/>
+      <w:pPr>
+        <w:ind w:left="2520" w:hanging="360"/>
+      </w:pPr>
+      <w:rPr>
+        <w:rFonts w:ascii="Symbol" w:hAnsi="Symbol" w:hint="default"/>
+      </w:rPr>
+    </w:lvl>
+    <w:lvl w:ilvl="4" w:tplc="04190003" w:tentative="1">
+      <w:start w:val="1"/>
+      <w:numFmt w:val="bullet"/>
+      <w:lvlText w:val="o"/>
+      <w:lvlJc w:val="left"/>
+      <w:pPr>
+        <w:ind w:left="3240" w:hanging="360"/>
+      </w:pPr>
+      <w:rPr>
+        <w:rFonts w:ascii="Courier New" w:hAnsi="Courier New" w:cs="Courier New" w:hint="default"/>
+      </w:rPr>
+    </w:lvl>
+    <w:lvl w:ilvl="5" w:tplc="04190005" w:tentative="1">
+      <w:start w:val="1"/>
+      <w:numFmt w:val="bullet"/>
+      <w:lvlText w:val=""/>
+      <w:lvlJc w:val="left"/>
+      <w:pPr>
+        <w:ind w:left="3960" w:hanging="360"/>
+      </w:pPr>
+      <w:rPr>
+        <w:rFonts w:ascii="Wingdings" w:hAnsi="Wingdings" w:hint="default"/>
+      </w:rPr>
+    </w:lvl>
+    <w:lvl w:ilvl="6" w:tplc="04190001" w:tentative="1">
+      <w:start w:val="1"/>
+      <w:numFmt w:val="bullet"/>
+      <w:lvlText w:val=""/>
+      <w:lvlJc w:val="left"/>
+      <w:pPr>
+        <w:ind w:left="4680" w:hanging="360"/>
+      </w:pPr>
+      <w:rPr>
+        <w:rFonts w:ascii="Symbol" w:hAnsi="Symbol" w:hint="default"/>
+      </w:rPr>
+    </w:lvl>
+    <w:lvl w:ilvl="7" w:tplc="04190003" w:tentative="1">
+      <w:start w:val="1"/>
+      <w:numFmt w:val="bullet"/>
+      <w:lvlText w:val="o"/>
+      <w:lvlJc w:val="left"/>
+      <w:pPr>
+        <w:ind w:left="5400" w:hanging="360"/>
+      </w:pPr>
+      <w:rPr>
+        <w:rFonts w:ascii="Courier New" w:hAnsi="Courier New" w:cs="Courier New" w:hint="default"/>
+      </w:rPr>
+    </w:lvl>
+    <w:lvl w:ilvl="8" w:tplc="04190005" w:tentative="1">
+      <w:start w:val="1"/>
+      <w:numFmt w:val="bullet"/>
+      <w:lvlText w:val=""/>
+      <w:lvlJc w:val="left"/>
+      <w:pPr>
+        <w:ind w:left="6120" w:hanging="360"/>
+      </w:pPr>
+      <w:rPr>
+        <w:rFonts w:ascii="Wingdings" w:hAnsi="Wingdings" w:hint="default"/>
+      </w:rPr>
+    </w:lvl>
+  </w:abstractNum>
+  <w:abstractNum w:abstractNumId="33">
     <w:nsid w:val="6F247962"/>
     <w:multiLevelType w:val="hybridMultilevel"/>
     <w:tmpl w:val="DE8C2764"/>
@@ -7410,7 +9837,7 @@
       </w:rPr>
     </w:lvl>
   </w:abstractNum>
-  <w:abstractNum w:abstractNumId="28">
+  <w:abstractNum w:abstractNumId="34">
     <w:nsid w:val="78621476"/>
     <w:multiLevelType w:val="hybridMultilevel"/>
     <w:tmpl w:val="6ED8D3C4"/>
@@ -7523,7 +9950,7 @@
       </w:rPr>
     </w:lvl>
   </w:abstractNum>
-  <w:abstractNum w:abstractNumId="29">
+  <w:abstractNum w:abstractNumId="35">
     <w:nsid w:val="7B3C125B"/>
     <w:multiLevelType w:val="hybridMultilevel"/>
     <w:tmpl w:val="D544396C"/>
@@ -7636,7 +10063,7 @@
       </w:rPr>
     </w:lvl>
   </w:abstractNum>
-  <w:abstractNum w:abstractNumId="30">
+  <w:abstractNum w:abstractNumId="36">
     <w:nsid w:val="7C046E12"/>
     <w:multiLevelType w:val="hybridMultilevel"/>
     <w:tmpl w:val="E3E20B18"/>
@@ -7749,7 +10176,7 @@
       </w:rPr>
     </w:lvl>
   </w:abstractNum>
-  <w:abstractNum w:abstractNumId="31">
+  <w:abstractNum w:abstractNumId="37">
     <w:nsid w:val="7CA75362"/>
     <w:multiLevelType w:val="hybridMultilevel"/>
     <w:tmpl w:val="423695D8"/>
@@ -7866,97 +10293,115 @@
     <w:abstractNumId w:val="5"/>
   </w:num>
   <w:num w:numId="2">
-    <w:abstractNumId w:val="9"/>
+    <w:abstractNumId w:val="10"/>
   </w:num>
   <w:num w:numId="3">
     <w:abstractNumId w:val="3"/>
   </w:num>
   <w:num w:numId="4">
-    <w:abstractNumId w:val="12"/>
+    <w:abstractNumId w:val="13"/>
   </w:num>
   <w:num w:numId="5">
-    <w:abstractNumId w:val="14"/>
+    <w:abstractNumId w:val="16"/>
   </w:num>
   <w:num w:numId="6">
-    <w:abstractNumId w:val="17"/>
+    <w:abstractNumId w:val="19"/>
   </w:num>
   <w:num w:numId="7">
     <w:abstractNumId w:val="0"/>
   </w:num>
   <w:num w:numId="8">
-    <w:abstractNumId w:val="15"/>
+    <w:abstractNumId w:val="17"/>
   </w:num>
   <w:num w:numId="9">
-    <w:abstractNumId w:val="19"/>
+    <w:abstractNumId w:val="23"/>
   </w:num>
   <w:num w:numId="10">
-    <w:abstractNumId w:val="8"/>
+    <w:abstractNumId w:val="9"/>
   </w:num>
   <w:num w:numId="11">
-    <w:abstractNumId w:val="27"/>
+    <w:abstractNumId w:val="33"/>
   </w:num>
   <w:num w:numId="12">
-    <w:abstractNumId w:val="30"/>
+    <w:abstractNumId w:val="36"/>
   </w:num>
   <w:num w:numId="13">
-    <w:abstractNumId w:val="26"/>
+    <w:abstractNumId w:val="31"/>
   </w:num>
   <w:num w:numId="14">
-    <w:abstractNumId w:val="18"/>
+    <w:abstractNumId w:val="22"/>
   </w:num>
   <w:num w:numId="15">
     <w:abstractNumId w:val="4"/>
   </w:num>
   <w:num w:numId="16">
-    <w:abstractNumId w:val="7"/>
+    <w:abstractNumId w:val="8"/>
   </w:num>
   <w:num w:numId="17">
-    <w:abstractNumId w:val="10"/>
+    <w:abstractNumId w:val="11"/>
   </w:num>
   <w:num w:numId="18">
-    <w:abstractNumId w:val="16"/>
+    <w:abstractNumId w:val="18"/>
   </w:num>
   <w:num w:numId="19">
-    <w:abstractNumId w:val="22"/>
+    <w:abstractNumId w:val="26"/>
   </w:num>
   <w:num w:numId="20">
-    <w:abstractNumId w:val="29"/>
+    <w:abstractNumId w:val="35"/>
   </w:num>
   <w:num w:numId="21">
     <w:abstractNumId w:val="1"/>
   </w:num>
   <w:num w:numId="22">
-    <w:abstractNumId w:val="6"/>
+    <w:abstractNumId w:val="7"/>
   </w:num>
   <w:num w:numId="23">
-    <w:abstractNumId w:val="13"/>
+    <w:abstractNumId w:val="14"/>
   </w:num>
   <w:num w:numId="24">
-    <w:abstractNumId w:val="23"/>
+    <w:abstractNumId w:val="27"/>
   </w:num>
   <w:num w:numId="25">
-    <w:abstractNumId w:val="11"/>
+    <w:abstractNumId w:val="12"/>
   </w:num>
   <w:num w:numId="26">
-    <w:abstractNumId w:val="24"/>
+    <w:abstractNumId w:val="28"/>
   </w:num>
   <w:num w:numId="27">
-    <w:abstractNumId w:val="28"/>
+    <w:abstractNumId w:val="34"/>
   </w:num>
   <w:num w:numId="28">
-    <w:abstractNumId w:val="31"/>
+    <w:abstractNumId w:val="37"/>
   </w:num>
   <w:num w:numId="29">
-    <w:abstractNumId w:val="25"/>
+    <w:abstractNumId w:val="29"/>
   </w:num>
   <w:num w:numId="30">
     <w:abstractNumId w:val="2"/>
   </w:num>
   <w:num w:numId="31">
+    <w:abstractNumId w:val="24"/>
+  </w:num>
+  <w:num w:numId="32">
+    <w:abstractNumId w:val="25"/>
+  </w:num>
+  <w:num w:numId="33">
     <w:abstractNumId w:val="20"/>
   </w:num>
-  <w:num w:numId="32">
+  <w:num w:numId="34">
     <w:abstractNumId w:val="21"/>
+  </w:num>
+  <w:num w:numId="35">
+    <w:abstractNumId w:val="15"/>
+  </w:num>
+  <w:num w:numId="36">
+    <w:abstractNumId w:val="30"/>
+  </w:num>
+  <w:num w:numId="37">
+    <w:abstractNumId w:val="32"/>
+  </w:num>
+  <w:num w:numId="38">
+    <w:abstractNumId w:val="6"/>
   </w:num>
 </w:numbering>
 </file>
@@ -8128,6 +10573,7 @@
   <w:style w:type="character" w:default="1" w:styleId="a0">
     <w:name w:val="Default Paragraph Font"/>
     <w:uiPriority w:val="1"/>
+    <w:semiHidden/>
     <w:unhideWhenUsed/>
   </w:style>
   <w:style w:type="table" w:default="1" w:styleId="a1">
@@ -8227,6 +10673,87 @@
       <w:sz w:val="24"/>
       <w:szCs w:val="24"/>
       <w:lang w:eastAsia="ru-RU"/>
+    </w:rPr>
+  </w:style>
+  <w:style w:type="paragraph" w:customStyle="1" w:styleId="ds-markdown-paragraph">
+    <w:name w:val="ds-markdown-paragraph"/>
+    <w:basedOn w:val="a"/>
+    <w:rsid w:val="001A72B3"/>
+    <w:pPr>
+      <w:spacing w:before="100" w:beforeAutospacing="1" w:after="100" w:afterAutospacing="1" w:line="240" w:lineRule="auto"/>
+    </w:pPr>
+    <w:rPr>
+      <w:rFonts w:ascii="Times New Roman" w:eastAsia="Times New Roman" w:hAnsi="Times New Roman" w:cs="Times New Roman"/>
+      <w:sz w:val="24"/>
+      <w:szCs w:val="24"/>
+      <w:lang w:eastAsia="ru-RU"/>
+    </w:rPr>
+  </w:style>
+  <w:style w:type="character" w:styleId="a9">
+    <w:name w:val="Strong"/>
+    <w:basedOn w:val="a0"/>
+    <w:uiPriority w:val="22"/>
+    <w:qFormat/>
+    <w:rsid w:val="001A72B3"/>
+    <w:rPr>
+      <w:b/>
+      <w:bCs/>
+    </w:rPr>
+  </w:style>
+  <w:style w:type="table" w:styleId="aa">
+    <w:name w:val="Table Grid"/>
+    <w:basedOn w:val="a1"/>
+    <w:uiPriority w:val="59"/>
+    <w:rsid w:val="00932E87"/>
+    <w:pPr>
+      <w:spacing w:after="0" w:line="240" w:lineRule="auto"/>
+    </w:pPr>
+    <w:tblPr>
+      <w:tblInd w:w="0" w:type="dxa"/>
+      <w:tblBorders>
+        <w:top w:val="single" w:sz="4" w:space="0" w:color="auto"/>
+        <w:left w:val="single" w:sz="4" w:space="0" w:color="auto"/>
+        <w:bottom w:val="single" w:sz="4" w:space="0" w:color="auto"/>
+        <w:right w:val="single" w:sz="4" w:space="0" w:color="auto"/>
+        <w:insideH w:val="single" w:sz="4" w:space="0" w:color="auto"/>
+        <w:insideV w:val="single" w:sz="4" w:space="0" w:color="auto"/>
+      </w:tblBorders>
+      <w:tblCellMar>
+        <w:top w:w="0" w:type="dxa"/>
+        <w:left w:w="108" w:type="dxa"/>
+        <w:bottom w:w="0" w:type="dxa"/>
+        <w:right w:w="108" w:type="dxa"/>
+      </w:tblCellMar>
+    </w:tblPr>
+  </w:style>
+  <w:style w:type="paragraph" w:styleId="ab">
+    <w:name w:val="Balloon Text"/>
+    <w:basedOn w:val="a"/>
+    <w:link w:val="ac"/>
+    <w:uiPriority w:val="99"/>
+    <w:semiHidden/>
+    <w:unhideWhenUsed/>
+    <w:rsid w:val="00162CC1"/>
+    <w:pPr>
+      <w:spacing w:after="0" w:line="240" w:lineRule="auto"/>
+    </w:pPr>
+    <w:rPr>
+      <w:rFonts w:ascii="Tahoma" w:hAnsi="Tahoma" w:cs="Tahoma"/>
+      <w:sz w:val="16"/>
+      <w:szCs w:val="16"/>
+    </w:rPr>
+  </w:style>
+  <w:style w:type="character" w:customStyle="1" w:styleId="ac">
+    <w:name w:val="Текст выноски Знак"/>
+    <w:basedOn w:val="a0"/>
+    <w:link w:val="ab"/>
+    <w:uiPriority w:val="99"/>
+    <w:semiHidden/>
+    <w:rsid w:val="00162CC1"/>
+    <w:rPr>
+      <w:rFonts w:ascii="Tahoma" w:eastAsia="Calibri" w:hAnsi="Tahoma" w:cs="Tahoma"/>
+      <w:sz w:val="16"/>
+      <w:szCs w:val="16"/>
     </w:rPr>
   </w:style>
 </w:styles>
@@ -8399,6 +10926,7 @@
   <w:style w:type="character" w:default="1" w:styleId="a0">
     <w:name w:val="Default Paragraph Font"/>
     <w:uiPriority w:val="1"/>
+    <w:semiHidden/>
     <w:unhideWhenUsed/>
   </w:style>
   <w:style w:type="table" w:default="1" w:styleId="a1">
@@ -8498,6 +11026,87 @@
       <w:sz w:val="24"/>
       <w:szCs w:val="24"/>
       <w:lang w:eastAsia="ru-RU"/>
+    </w:rPr>
+  </w:style>
+  <w:style w:type="paragraph" w:customStyle="1" w:styleId="ds-markdown-paragraph">
+    <w:name w:val="ds-markdown-paragraph"/>
+    <w:basedOn w:val="a"/>
+    <w:rsid w:val="001A72B3"/>
+    <w:pPr>
+      <w:spacing w:before="100" w:beforeAutospacing="1" w:after="100" w:afterAutospacing="1" w:line="240" w:lineRule="auto"/>
+    </w:pPr>
+    <w:rPr>
+      <w:rFonts w:ascii="Times New Roman" w:eastAsia="Times New Roman" w:hAnsi="Times New Roman" w:cs="Times New Roman"/>
+      <w:sz w:val="24"/>
+      <w:szCs w:val="24"/>
+      <w:lang w:eastAsia="ru-RU"/>
+    </w:rPr>
+  </w:style>
+  <w:style w:type="character" w:styleId="a9">
+    <w:name w:val="Strong"/>
+    <w:basedOn w:val="a0"/>
+    <w:uiPriority w:val="22"/>
+    <w:qFormat/>
+    <w:rsid w:val="001A72B3"/>
+    <w:rPr>
+      <w:b/>
+      <w:bCs/>
+    </w:rPr>
+  </w:style>
+  <w:style w:type="table" w:styleId="aa">
+    <w:name w:val="Table Grid"/>
+    <w:basedOn w:val="a1"/>
+    <w:uiPriority w:val="59"/>
+    <w:rsid w:val="00932E87"/>
+    <w:pPr>
+      <w:spacing w:after="0" w:line="240" w:lineRule="auto"/>
+    </w:pPr>
+    <w:tblPr>
+      <w:tblInd w:w="0" w:type="dxa"/>
+      <w:tblBorders>
+        <w:top w:val="single" w:sz="4" w:space="0" w:color="auto"/>
+        <w:left w:val="single" w:sz="4" w:space="0" w:color="auto"/>
+        <w:bottom w:val="single" w:sz="4" w:space="0" w:color="auto"/>
+        <w:right w:val="single" w:sz="4" w:space="0" w:color="auto"/>
+        <w:insideH w:val="single" w:sz="4" w:space="0" w:color="auto"/>
+        <w:insideV w:val="single" w:sz="4" w:space="0" w:color="auto"/>
+      </w:tblBorders>
+      <w:tblCellMar>
+        <w:top w:w="0" w:type="dxa"/>
+        <w:left w:w="108" w:type="dxa"/>
+        <w:bottom w:w="0" w:type="dxa"/>
+        <w:right w:w="108" w:type="dxa"/>
+      </w:tblCellMar>
+    </w:tblPr>
+  </w:style>
+  <w:style w:type="paragraph" w:styleId="ab">
+    <w:name w:val="Balloon Text"/>
+    <w:basedOn w:val="a"/>
+    <w:link w:val="ac"/>
+    <w:uiPriority w:val="99"/>
+    <w:semiHidden/>
+    <w:unhideWhenUsed/>
+    <w:rsid w:val="00162CC1"/>
+    <w:pPr>
+      <w:spacing w:after="0" w:line="240" w:lineRule="auto"/>
+    </w:pPr>
+    <w:rPr>
+      <w:rFonts w:ascii="Tahoma" w:hAnsi="Tahoma" w:cs="Tahoma"/>
+      <w:sz w:val="16"/>
+      <w:szCs w:val="16"/>
+    </w:rPr>
+  </w:style>
+  <w:style w:type="character" w:customStyle="1" w:styleId="ac">
+    <w:name w:val="Текст выноски Знак"/>
+    <w:basedOn w:val="a0"/>
+    <w:link w:val="ab"/>
+    <w:uiPriority w:val="99"/>
+    <w:semiHidden/>
+    <w:rsid w:val="00162CC1"/>
+    <w:rPr>
+      <w:rFonts w:ascii="Tahoma" w:eastAsia="Calibri" w:hAnsi="Tahoma" w:cs="Tahoma"/>
+      <w:sz w:val="16"/>
+      <w:szCs w:val="16"/>
     </w:rPr>
   </w:style>
 </w:styles>
@@ -8793,7 +11402,7 @@
 </file>
 
 <file path=customXml/itemProps1.xml><?xml version="1.0" encoding="utf-8"?>
-<ds:datastoreItem xmlns:ds="http://schemas.openxmlformats.org/officeDocument/2006/customXml" ds:itemID="{253DF29F-A2E2-409D-AF63-A519BB05AD2C}">
+<ds:datastoreItem xmlns:ds="http://schemas.openxmlformats.org/officeDocument/2006/customXml" ds:itemID="{51893B31-949D-4187-9D76-83B2D0FC0714}">
   <ds:schemaRefs>
     <ds:schemaRef ds:uri="http://schemas.openxmlformats.org/officeDocument/2006/bibliography"/>
   </ds:schemaRefs>
